--- a/AI Smart Recipe and Grocery shopping list Agent.docx
+++ b/AI Smart Recipe and Grocery shopping list Agent.docx
@@ -176,15 +176,7 @@
         <w:jc w:val="both"/>
       </w:pPr>
       <w:r>
-        <w:t xml:space="preserve">A traditional program could store a list of recipes and filter them, but it would struggle to handle several constraints at once: what is in stock, what is expiring, how much time the user has, how many portions they need, and what they can or cannot eat. An LLM can reason over </w:t>
-      </w:r>
-      <w:proofErr w:type="gramStart"/>
-      <w:r>
-        <w:t>all of</w:t>
-      </w:r>
-      <w:proofErr w:type="gramEnd"/>
-      <w:r>
-        <w:t xml:space="preserve"> these together and generate a recipe that fits, rather than only searching a fixed database. It can also adapt recipes, for example by replacing a missing ingredient and adjusting the steps.</w:t>
+        <w:t>A traditional program could store a list of recipes and filter them, but it would struggle to handle several constraints at once: what is in stock, what is expiring, how much time the user has, how many portions they need, and what they can or cannot eat. An LLM can reason over all of these together and generate a recipe that fits, rather than only searching a fixed database. It can also adapt recipes, for example by replacing a missing ingredient and adjusting the steps.</w:t>
       </w:r>
     </w:p>
     <w:p>
@@ -202,23 +194,7 @@
         <w:jc w:val="both"/>
       </w:pPr>
       <w:r>
-        <w:t xml:space="preserve">Finally, many requests need several steps. A request like "What can I make tonight with what's </w:t>
-      </w:r>
-      <w:proofErr w:type="gramStart"/>
-      <w:r>
-        <w:t>expiring, and</w:t>
-      </w:r>
-      <w:proofErr w:type="gramEnd"/>
-      <w:r>
-        <w:t xml:space="preserve"> is anything I'm missing on sale?" </w:t>
-      </w:r>
-      <w:proofErr w:type="gramStart"/>
-      <w:r>
-        <w:t>requires</w:t>
-      </w:r>
-      <w:proofErr w:type="gramEnd"/>
-      <w:r>
-        <w:t xml:space="preserve"> checking the pantry, generating a recipe, finding missing ingredients, and searching flyers. An agent that can plan and call tools in sequence handles this naturally, while a single LLM call could not.</w:t>
+        <w:t>Finally, many requests need several steps. A request like "What can I make tonight with what's expiring, and is anything I'm missing on sale?" requires checking the pantry, generating a recipe, finding missing ingredients, and searching flyers. An agent that can plan and call tools in sequence handles this naturally, while a single LLM call could not.</w:t>
       </w:r>
     </w:p>
     <w:p>
@@ -455,7 +431,6 @@
         </w:rPr>
         <w:t xml:space="preserve"> </w:t>
       </w:r>
-      <w:proofErr w:type="gramStart"/>
       <w:r>
         <w:rPr>
           <w:rFonts w:asciiTheme="majorBidi" w:hAnsiTheme="majorBidi" w:cstheme="majorBidi"/>
@@ -463,17 +438,7 @@
           <w:iCs/>
           <w:highlight w:val="yellow"/>
         </w:rPr>
-        <w:t>recipe</w:t>
-      </w:r>
-      <w:proofErr w:type="gramEnd"/>
-      <w:r>
-        <w:rPr>
-          <w:rFonts w:asciiTheme="majorBidi" w:hAnsiTheme="majorBidi" w:cstheme="majorBidi"/>
-          <w:i/>
-          <w:iCs/>
-          <w:highlight w:val="yellow"/>
-        </w:rPr>
-        <w:t xml:space="preserve"> generate --time 30 --portions 2.</w:t>
+        <w:t>recipe generate --time 30 --portions 2.</w:t>
       </w:r>
     </w:p>
     <w:p>
@@ -558,15 +523,7 @@
       </w:r>
       <w:proofErr w:type="spellEnd"/>
       <w:r>
-        <w:t xml:space="preserve">(req) adds </w:t>
-      </w:r>
-      <w:proofErr w:type="gramStart"/>
-      <w:r>
-        <w:t>the top</w:t>
-      </w:r>
-      <w:proofErr w:type="gramEnd"/>
-      <w:r>
-        <w:t xml:space="preserve">-rated recipes from </w:t>
+        <w:t xml:space="preserve">(req) adds the top-rated recipes from </w:t>
       </w:r>
       <w:proofErr w:type="spellStart"/>
       <w:r>
@@ -726,15 +683,7 @@
         <w:t xml:space="preserve">Description: </w:t>
       </w:r>
       <w:r>
-        <w:t xml:space="preserve">Keeps a list of items to buy. When an item is added, the agent checks this week's flyers and sends an </w:t>
-      </w:r>
-      <w:proofErr w:type="gramStart"/>
-      <w:r>
-        <w:t>alert</w:t>
-      </w:r>
-      <w:proofErr w:type="gramEnd"/>
-      <w:r>
-        <w:t xml:space="preserve"> if the item is on sale.</w:t>
+        <w:t>Keeps a list of items to buy. When an item is added, the agent checks this week's flyers and sends an alert if the item is on sale.</w:t>
       </w:r>
     </w:p>
     <w:p>
@@ -1105,7 +1054,6 @@
           <w:highlight w:val="yellow"/>
         </w:rPr>
       </w:pPr>
-      <w:proofErr w:type="gramStart"/>
       <w:r>
         <w:rPr>
           <w:rFonts w:asciiTheme="majorBidi" w:hAnsiTheme="majorBidi" w:cstheme="majorBidi"/>
@@ -1115,7 +1063,6 @@
         </w:rPr>
         <w:t>pantry list</w:t>
       </w:r>
-      <w:proofErr w:type="gramEnd"/>
     </w:p>
     <w:p>
       <w:pPr>
@@ -1296,30 +1243,20 @@
         <w:t xml:space="preserve">Item already exists: </w:t>
       </w:r>
       <w:proofErr w:type="spellStart"/>
-      <w:proofErr w:type="gramStart"/>
       <w:r>
         <w:t>addPantryItem</w:t>
       </w:r>
       <w:proofErr w:type="spellEnd"/>
       <w:r>
-        <w:t>(</w:t>
-      </w:r>
-      <w:proofErr w:type="gramEnd"/>
-      <w:r>
-        <w:t xml:space="preserve">) returns false, and the user is asked whether it was a mistake or should be merged. If they choose to merge, the GUI calls </w:t>
-      </w:r>
-      <w:proofErr w:type="spellStart"/>
-      <w:proofErr w:type="gramStart"/>
+        <w:t xml:space="preserve">() returns false, and the user is asked whether it was a mistake or should be merged. If they choose to merge, the GUI calls </w:t>
+      </w:r>
+      <w:proofErr w:type="spellStart"/>
       <w:r>
         <w:t>addPantryItem</w:t>
       </w:r>
       <w:proofErr w:type="spellEnd"/>
       <w:r>
-        <w:t>(</w:t>
-      </w:r>
-      <w:proofErr w:type="gramEnd"/>
-      <w:r>
-        <w:t xml:space="preserve">item, true), which calls </w:t>
+        <w:t xml:space="preserve">(item, true), which calls </w:t>
       </w:r>
       <w:proofErr w:type="spellStart"/>
       <w:r>
@@ -1379,15 +1316,7 @@
         <w:t xml:space="preserve">Description: </w:t>
       </w:r>
       <w:r>
-        <w:t xml:space="preserve">Stores the user’s diet, allergies, dislikes, and default portions, so recipes are personalized, </w:t>
-      </w:r>
-      <w:proofErr w:type="gramStart"/>
-      <w:r>
-        <w:t>The</w:t>
-      </w:r>
-      <w:proofErr w:type="gramEnd"/>
-      <w:r>
-        <w:t xml:space="preserve"> user can fill in a form, or let the agent ask a few questions</w:t>
+        <w:t>Stores the user’s diet, allergies, dislikes, and default portions, so recipes are personalized, The user can fill in a form, or let the agent ask a few questions</w:t>
       </w:r>
     </w:p>
     <w:p>
@@ -1519,13 +1448,8 @@
         </w:numPr>
         <w:jc w:val="both"/>
       </w:pPr>
-      <w:proofErr w:type="gramStart"/>
-      <w:r>
-        <w:t>Form</w:t>
-      </w:r>
-      <w:proofErr w:type="gramEnd"/>
-      <w:r>
-        <w:t xml:space="preserve">: </w:t>
+      <w:r>
+        <w:t xml:space="preserve">Form: </w:t>
       </w:r>
       <w:proofErr w:type="spellStart"/>
       <w:r>
@@ -1640,18 +1564,10 @@
         <w:t>F05:</w:t>
       </w:r>
       <w:r>
-        <w:t xml:space="preserve"> Expiry </w:t>
-      </w:r>
-      <w:proofErr w:type="gramStart"/>
-      <w:r>
-        <w:t xml:space="preserve">Alerts  </w:t>
-      </w:r>
-      <w:r>
-        <w:t>(</w:t>
-      </w:r>
-      <w:proofErr w:type="gramEnd"/>
-      <w:r>
-        <w:t>Hybrid)</w:t>
+        <w:t xml:space="preserve"> Expiry Alerts  </w:t>
+      </w:r>
+      <w:r>
+        <w:t>(Hybrid)</w:t>
       </w:r>
     </w:p>
     <w:p>
@@ -1667,15 +1583,7 @@
         <w:t xml:space="preserve">Description: </w:t>
       </w:r>
       <w:r>
-        <w:t xml:space="preserve">Warns the user about pantry items that expire within 3 </w:t>
-      </w:r>
-      <w:proofErr w:type="gramStart"/>
-      <w:r>
-        <w:t>days, and</w:t>
-      </w:r>
-      <w:proofErr w:type="gramEnd"/>
-      <w:r>
-        <w:t xml:space="preserve"> can suggest recipes that use them first.</w:t>
+        <w:t>Warns the user about pantry items that expire within 3 days, and can suggest recipes that use them first.</w:t>
       </w:r>
     </w:p>
     <w:p>
@@ -1726,15 +1634,7 @@
         <w:t xml:space="preserve">Input: </w:t>
       </w:r>
       <w:r>
-        <w:t xml:space="preserve">The pantry's </w:t>
-      </w:r>
-      <w:proofErr w:type="gramStart"/>
-      <w:r>
-        <w:t>best-before</w:t>
-      </w:r>
-      <w:proofErr w:type="gramEnd"/>
-      <w:r>
-        <w:t xml:space="preserve"> dates.</w:t>
+        <w:t>The pantry's best-before dates.</w:t>
       </w:r>
     </w:p>
     <w:p>
@@ -2111,17 +2011,12 @@
         <w:t xml:space="preserve"> and passes it to </w:t>
       </w:r>
       <w:proofErr w:type="spellStart"/>
-      <w:proofErr w:type="gramStart"/>
       <w:r>
         <w:t>CommandHistory.run</w:t>
       </w:r>
       <w:proofErr w:type="spellEnd"/>
       <w:r>
-        <w:t>(</w:t>
-      </w:r>
-      <w:proofErr w:type="gramEnd"/>
-      <w:r>
-        <w:t>).</w:t>
+        <w:t>().</w:t>
       </w:r>
     </w:p>
     <w:p>
@@ -2133,13 +2028,8 @@
         </w:numPr>
         <w:jc w:val="both"/>
       </w:pPr>
-      <w:proofErr w:type="gramStart"/>
-      <w:r>
-        <w:t>execute(</w:t>
-      </w:r>
-      <w:proofErr w:type="gramEnd"/>
-      <w:r>
-        <w:t xml:space="preserve">) calls </w:t>
+      <w:r>
+        <w:t xml:space="preserve">execute() calls </w:t>
       </w:r>
       <w:proofErr w:type="spellStart"/>
       <w:r>
@@ -2160,15 +2050,7 @@
         <w:jc w:val="both"/>
       </w:pPr>
       <w:r>
-        <w:t xml:space="preserve">It then </w:t>
-      </w:r>
-      <w:proofErr w:type="gramStart"/>
-      <w:r>
-        <w:t>calls</w:t>
-      </w:r>
-      <w:proofErr w:type="gramEnd"/>
-      <w:r>
-        <w:t xml:space="preserve"> </w:t>
+        <w:t xml:space="preserve">It then calls </w:t>
       </w:r>
       <w:proofErr w:type="spellStart"/>
       <w:r>
@@ -2194,15 +2076,7 @@
       </w:r>
       <w:proofErr w:type="spellEnd"/>
       <w:r>
-        <w:t xml:space="preserve">() </w:t>
-      </w:r>
-      <w:proofErr w:type="gramStart"/>
-      <w:r>
-        <w:t>calls</w:t>
-      </w:r>
-      <w:proofErr w:type="gramEnd"/>
-      <w:r>
-        <w:t xml:space="preserve"> </w:t>
+        <w:t xml:space="preserve">() calls </w:t>
       </w:r>
       <w:proofErr w:type="spellStart"/>
       <w:r>
@@ -2257,13 +2131,8 @@
         </w:numPr>
         <w:jc w:val="both"/>
       </w:pPr>
-      <w:proofErr w:type="gramStart"/>
-      <w:r>
-        <w:t>Ingredient</w:t>
-      </w:r>
-      <w:proofErr w:type="gramEnd"/>
-      <w:r>
-        <w:t xml:space="preserve"> not in the pantry: It is skipped.</w:t>
+      <w:r>
+        <w:t>Ingredient not in the pantry: It is skipped.</w:t>
       </w:r>
     </w:p>
     <w:p>
@@ -2469,15 +2338,7 @@
         <w:jc w:val="both"/>
       </w:pPr>
       <w:r>
-        <w:t xml:space="preserve">The agent sends the recipe, pantry, and profile to </w:t>
-      </w:r>
-      <w:proofErr w:type="gramStart"/>
-      <w:r>
-        <w:t>the LLM</w:t>
-      </w:r>
-      <w:proofErr w:type="gramEnd"/>
-      <w:r>
-        <w:t xml:space="preserve"> through </w:t>
+        <w:t xml:space="preserve">The agent sends the recipe, pantry, and profile to the LLM through </w:t>
       </w:r>
       <w:proofErr w:type="spellStart"/>
       <w:r>
@@ -2524,15 +2385,7 @@
         <w:jc w:val="both"/>
       </w:pPr>
       <w:r>
-        <w:t xml:space="preserve">No good substitute: The user is </w:t>
-      </w:r>
-      <w:proofErr w:type="gramStart"/>
-      <w:r>
-        <w:t>told, and</w:t>
-      </w:r>
-      <w:proofErr w:type="gramEnd"/>
-      <w:r>
-        <w:t xml:space="preserve"> offered to add the item to the cart (F02).</w:t>
+        <w:t>No good substitute: The user is told, and offered to add the item to the cart (F02).</w:t>
       </w:r>
     </w:p>
     <w:p>
@@ -2719,27 +2572,7 @@
           <w:iCs/>
           <w:highlight w:val="yellow"/>
         </w:rPr>
-        <w:t xml:space="preserve">history </w:t>
-      </w:r>
-      <w:proofErr w:type="gramStart"/>
-      <w:r>
-        <w:rPr>
-          <w:rFonts w:asciiTheme="majorBidi" w:hAnsiTheme="majorBidi" w:cstheme="majorBidi"/>
-          <w:i/>
-          <w:iCs/>
-          <w:highlight w:val="yellow"/>
-        </w:rPr>
-        <w:t>search</w:t>
-      </w:r>
-      <w:proofErr w:type="gramEnd"/>
-      <w:r>
-        <w:rPr>
-          <w:rFonts w:asciiTheme="majorBidi" w:hAnsiTheme="majorBidi" w:cstheme="majorBidi"/>
-          <w:i/>
-          <w:iCs/>
-          <w:highlight w:val="yellow"/>
-        </w:rPr>
-        <w:t xml:space="preserve"> chicken.</w:t>
+        <w:t>history search chicken.</w:t>
       </w:r>
     </w:p>
     <w:p>
@@ -2844,17 +2677,12 @@
         <w:jc w:val="both"/>
       </w:pPr>
       <w:proofErr w:type="spellStart"/>
-      <w:proofErr w:type="gramStart"/>
       <w:r>
         <w:t>rateRecipe</w:t>
       </w:r>
       <w:proofErr w:type="spellEnd"/>
       <w:r>
-        <w:t>(</w:t>
-      </w:r>
-      <w:proofErr w:type="gramEnd"/>
-      <w:r>
-        <w:t xml:space="preserve">id, stars), </w:t>
+        <w:t xml:space="preserve">(id, stars), </w:t>
       </w:r>
       <w:proofErr w:type="spellStart"/>
       <w:r>
@@ -3008,13 +2836,8 @@
       <w:r>
         <w:t xml:space="preserve">User Interaction: </w:t>
       </w:r>
-      <w:proofErr w:type="gramStart"/>
-      <w:r>
-        <w:t>n the</w:t>
-      </w:r>
-      <w:proofErr w:type="gramEnd"/>
-      <w:r>
-        <w:t xml:space="preserve"> GUI, the user types in the Chat panel and clicks Send. In the CLI: chat for a session, or chat "what's expiring soon?".</w:t>
+      <w:r>
+        <w:t>n the GUI, the user types in the Chat panel and clicks Send. In the CLI: chat for a session, or chat "what's expiring soon?".</w:t>
       </w:r>
     </w:p>
     <w:p>
@@ -3030,16 +2853,11 @@
         <w:t xml:space="preserve">Input: </w:t>
       </w:r>
       <w:r>
-        <w:t xml:space="preserve">The user's message and the conversation so </w:t>
-      </w:r>
-      <w:proofErr w:type="gramStart"/>
-      <w:r>
-        <w:t>far.</w:t>
+        <w:t>The user's message and the conversation so far.</w:t>
       </w:r>
       <w:r>
         <w:t>.</w:t>
       </w:r>
-      <w:proofErr w:type="gramEnd"/>
     </w:p>
     <w:p>
       <w:pPr>
@@ -3524,23 +3342,7 @@
       </w:r>
       <w:proofErr w:type="spellEnd"/>
       <w:r>
-        <w:t xml:space="preserve">(raw, store) asks </w:t>
-      </w:r>
-      <w:proofErr w:type="gramStart"/>
-      <w:r>
-        <w:t>the LLM</w:t>
-      </w:r>
-      <w:proofErr w:type="gramEnd"/>
-      <w:r>
-        <w:t xml:space="preserve"> to return the items as JSON and </w:t>
-      </w:r>
-      <w:proofErr w:type="gramStart"/>
-      <w:r>
-        <w:t>builds</w:t>
-      </w:r>
-      <w:proofErr w:type="gramEnd"/>
-      <w:r>
-        <w:t xml:space="preserve"> a Flyer.</w:t>
+        <w:t>(raw, store) asks the LLM to return the items as JSON and builds a Flyer.</w:t>
       </w:r>
     </w:p>
     <w:p>
@@ -3635,15 +3437,7 @@
         <w:t xml:space="preserve">Description: </w:t>
       </w:r>
       <w:r>
-        <w:t xml:space="preserve">Before cooking, </w:t>
-      </w:r>
-      <w:proofErr w:type="gramStart"/>
-      <w:r>
-        <w:t>compares</w:t>
-      </w:r>
-      <w:proofErr w:type="gramEnd"/>
-      <w:r>
-        <w:t xml:space="preserve"> a recipe's ingredients with the pantry and lists what is missing. Names are matched intelligently, so "scallions" matches "green onions". Missing items can be added to the cart in one click.</w:t>
+        <w:t>Before cooking, compares a recipe's ingredients with the pantry and lists what is missing. Names are matched intelligently, so "scallions" matches "green onions". Missing items can be added to the cart in one click.</w:t>
       </w:r>
     </w:p>
     <w:p>
@@ -3837,17 +3631,12 @@
         <w:t xml:space="preserve">The result is shown; if the user clicks Add Missing to Cart, each item goes through </w:t>
       </w:r>
       <w:proofErr w:type="spellStart"/>
-      <w:proofErr w:type="gramStart"/>
       <w:r>
         <w:t>addToCart</w:t>
       </w:r>
       <w:proofErr w:type="spellEnd"/>
       <w:r>
-        <w:t>(</w:t>
-      </w:r>
-      <w:proofErr w:type="gramEnd"/>
-      <w:r>
-        <w:t>) (F02).</w:t>
+        <w:t>() (F02).</w:t>
       </w:r>
     </w:p>
     <w:p>
@@ -4015,21 +3804,12 @@
           <w:bCs/>
         </w:rPr>
       </w:pPr>
-      <w:proofErr w:type="gramStart"/>
       <w:r>
         <w:rPr>
           <w:b/>
           <w:bCs/>
         </w:rPr>
-        <w:t>Participating</w:t>
-      </w:r>
-      <w:proofErr w:type="gramEnd"/>
-      <w:r>
-        <w:rPr>
-          <w:b/>
-          <w:bCs/>
-        </w:rPr>
-        <w:t xml:space="preserve"> classes and roles:</w:t>
+        <w:t>Participating classes and roles:</w:t>
       </w:r>
     </w:p>
     <w:tbl>
@@ -4141,7 +3921,6 @@
               <w:t xml:space="preserve">Facade. One simple method per feature (e.g., </w:t>
             </w:r>
             <w:proofErr w:type="spellStart"/>
-            <w:proofErr w:type="gramStart"/>
             <w:r>
               <w:rPr>
                 <w:b/>
@@ -4155,18 +3934,9 @@
                 <w:b/>
                 <w:bCs/>
               </w:rPr>
-              <w:t>(</w:t>
-            </w:r>
-            <w:proofErr w:type="gramEnd"/>
-            <w:r>
-              <w:rPr>
-                <w:b/>
-                <w:bCs/>
-              </w:rPr>
-              <w:t xml:space="preserve">), </w:t>
+              <w:t xml:space="preserve">(), </w:t>
             </w:r>
             <w:proofErr w:type="spellStart"/>
-            <w:proofErr w:type="gramStart"/>
             <w:r>
               <w:rPr>
                 <w:b/>
@@ -4180,18 +3950,9 @@
                 <w:b/>
                 <w:bCs/>
               </w:rPr>
-              <w:t>(</w:t>
-            </w:r>
-            <w:proofErr w:type="gramEnd"/>
-            <w:r>
-              <w:rPr>
-                <w:b/>
-                <w:bCs/>
-              </w:rPr>
-              <w:t xml:space="preserve">), </w:t>
+              <w:t xml:space="preserve">(), </w:t>
             </w:r>
             <w:proofErr w:type="spellStart"/>
-            <w:proofErr w:type="gramStart"/>
             <w:r>
               <w:rPr>
                 <w:b/>
@@ -4205,15 +3966,7 @@
                 <w:b/>
                 <w:bCs/>
               </w:rPr>
-              <w:t>(</w:t>
-            </w:r>
-            <w:proofErr w:type="gramEnd"/>
-            <w:r>
-              <w:rPr>
-                <w:b/>
-                <w:bCs/>
-              </w:rPr>
-              <w:t>)), which coordinates the subsystems.</w:t>
+              <w:t>()), which coordinates the subsystems.</w:t>
             </w:r>
           </w:p>
         </w:tc>
@@ -4482,17 +4235,12 @@
         <w:t xml:space="preserve">: The course slides describe Facade as one class that represents a whole subsystem. Here, </w:t>
       </w:r>
       <w:proofErr w:type="spellStart"/>
-      <w:proofErr w:type="gramStart"/>
       <w:r>
         <w:t>generateRecipe</w:t>
       </w:r>
       <w:proofErr w:type="spellEnd"/>
       <w:r>
-        <w:t>(</w:t>
-      </w:r>
-      <w:proofErr w:type="gramEnd"/>
-      <w:r>
-        <w:t xml:space="preserve">) hides several steps: reading top-rated recipes from </w:t>
+        <w:t xml:space="preserve">() hides several steps: reading top-rated recipes from </w:t>
       </w:r>
       <w:proofErr w:type="spellStart"/>
       <w:r>
@@ -4582,21 +4330,12 @@
           <w:bCs/>
         </w:rPr>
       </w:pPr>
-      <w:proofErr w:type="gramStart"/>
       <w:r>
         <w:rPr>
           <w:b/>
           <w:bCs/>
         </w:rPr>
-        <w:t>Participating</w:t>
-      </w:r>
-      <w:proofErr w:type="gramEnd"/>
-      <w:r>
-        <w:rPr>
-          <w:b/>
-          <w:bCs/>
-        </w:rPr>
-        <w:t xml:space="preserve"> classes and roles:</w:t>
+        <w:t>Participating classes and roles:</w:t>
       </w:r>
     </w:p>
     <w:tbl>
@@ -4702,23 +4441,7 @@
                 <w:b/>
                 <w:bCs/>
               </w:rPr>
-              <w:t xml:space="preserve">Target. The simple interface the agent expects: </w:t>
-            </w:r>
-            <w:proofErr w:type="gramStart"/>
-            <w:r>
-              <w:rPr>
-                <w:b/>
-                <w:bCs/>
-              </w:rPr>
-              <w:t>generate(</w:t>
-            </w:r>
-            <w:proofErr w:type="gramEnd"/>
-            <w:r>
-              <w:rPr>
-                <w:b/>
-                <w:bCs/>
-              </w:rPr>
-              <w:t xml:space="preserve">prompt, tools): </w:t>
+              <w:t xml:space="preserve">Target. The simple interface the agent expects: generate(prompt, tools): </w:t>
             </w:r>
             <w:proofErr w:type="spellStart"/>
             <w:r>
@@ -4878,7 +4601,6 @@
               <w:t>. The external library with an incompatible interface (</w:t>
             </w:r>
             <w:proofErr w:type="spellStart"/>
-            <w:proofErr w:type="gramStart"/>
             <w:r>
               <w:rPr>
                 <w:b/>
@@ -4892,15 +4614,7 @@
                 <w:b/>
                 <w:bCs/>
               </w:rPr>
-              <w:t>(</w:t>
-            </w:r>
-            <w:proofErr w:type="gramEnd"/>
-            <w:r>
-              <w:rPr>
-                <w:b/>
-                <w:bCs/>
-              </w:rPr>
-              <w:t>)).</w:t>
+              <w:t>()).</w:t>
             </w:r>
           </w:p>
         </w:tc>
@@ -5001,26 +4715,37 @@
           <w:b/>
           <w:bCs/>
         </w:rPr>
-        <w:t xml:space="preserve">Why </w:t>
-      </w:r>
-      <w:proofErr w:type="gramStart"/>
-      <w:r>
+        <w:t xml:space="preserve">Why it is appropriate: </w:t>
+      </w:r>
+      <w:r>
+        <w:t>The slides describe Adapter as converting one interface into the one a client expects. The SDK is a third-party library that cannot be changed, so wrapping it is the right solution, and all format conversion stays in one class.</w:t>
+      </w:r>
+    </w:p>
+    <w:p>
+      <w:pPr>
+        <w:jc w:val="both"/>
         <w:rPr>
           <w:b/>
           <w:bCs/>
         </w:rPr>
-        <w:t>it is</w:t>
-      </w:r>
-      <w:proofErr w:type="gramEnd"/>
+      </w:pPr>
       <w:r>
         <w:rPr>
           <w:b/>
           <w:bCs/>
         </w:rPr>
-        <w:t xml:space="preserve"> appropriate: </w:t>
-      </w:r>
-      <w:r>
-        <w:t>The slides describe Adapter as converting one interface into the one a client expects. The SDK is a third-party library that cannot be changed, so wrapping it is the right solution, and all format conversion stays in one class.</w:t>
+        <w:t xml:space="preserve">What would be harder without it: </w:t>
+      </w:r>
+      <w:r>
+        <w:t xml:space="preserve">SDK-specific code would be spread through every agent method. Changing the model or provider would mean editing the agent's core logic. Testing would also be harder: with the adapter, tests can use a fake </w:t>
+      </w:r>
+      <w:proofErr w:type="spellStart"/>
+      <w:r>
+        <w:t>LLMClient</w:t>
+      </w:r>
+      <w:proofErr w:type="spellEnd"/>
+      <w:r>
+        <w:t xml:space="preserve"> that returns fixed answers, without network access or API costs.</w:t>
       </w:r>
     </w:p>
     <w:p>
@@ -5036,18 +4761,7 @@
           <w:b/>
           <w:bCs/>
         </w:rPr>
-        <w:t xml:space="preserve">What would be harder without it: </w:t>
-      </w:r>
-      <w:r>
-        <w:t xml:space="preserve">SDK-specific code would be spread through every agent method. Changing the model or provider would mean editing the agent's core logic. Testing would also be harder: with the adapter, tests can use a fake </w:t>
-      </w:r>
-      <w:proofErr w:type="spellStart"/>
-      <w:r>
-        <w:t>LLMClient</w:t>
-      </w:r>
-      <w:proofErr w:type="spellEnd"/>
-      <w:r>
-        <w:t xml:space="preserve"> that returns fixed answers, without network access or API costs.</w:t>
+        <w:t>3. Proxy</w:t>
       </w:r>
     </w:p>
     <w:p>
@@ -5063,7 +4777,18 @@
           <w:b/>
           <w:bCs/>
         </w:rPr>
-        <w:t>3. Proxy</w:t>
+        <w:t xml:space="preserve">Design problem: </w:t>
+      </w:r>
+      <w:r>
+        <w:t xml:space="preserve">Every LLM call costs money and can fail (no network, wrong API key, service down). The target users are students on a tight budget, so the app should limit how many calls it makes per day. All seven AI features also need the same "LLM unavailable" </w:t>
+      </w:r>
+      <w:proofErr w:type="spellStart"/>
+      <w:r>
+        <w:t>behaviour</w:t>
+      </w:r>
+      <w:proofErr w:type="spellEnd"/>
+      <w:r>
+        <w:t>. Without a single control point, each agent method would need its own budget check and error handling.</w:t>
       </w:r>
     </w:p>
     <w:p>
@@ -5079,44 +4804,8 @@
           <w:b/>
           <w:bCs/>
         </w:rPr>
-        <w:t xml:space="preserve">Design problem: </w:t>
-      </w:r>
-      <w:r>
-        <w:t xml:space="preserve">Every LLM call costs money and can fail (no network, wrong API key, service down). The target users are students on a tight budget, so the app should limit how many calls it makes per day. All seven AI features also need the same "LLM unavailable" </w:t>
-      </w:r>
-      <w:proofErr w:type="spellStart"/>
-      <w:r>
-        <w:t>behaviour</w:t>
-      </w:r>
-      <w:proofErr w:type="spellEnd"/>
-      <w:r>
-        <w:t>. Without a single control point, each agent method would need its own budget check and error handling.</w:t>
-      </w:r>
-    </w:p>
-    <w:p>
-      <w:pPr>
-        <w:jc w:val="both"/>
-        <w:rPr>
-          <w:b/>
-          <w:bCs/>
-        </w:rPr>
-      </w:pPr>
-      <w:proofErr w:type="gramStart"/>
-      <w:r>
-        <w:rPr>
-          <w:b/>
-          <w:bCs/>
-        </w:rPr>
         <w:lastRenderedPageBreak/>
-        <w:t>Participating</w:t>
-      </w:r>
-      <w:proofErr w:type="gramEnd"/>
-      <w:r>
-        <w:rPr>
-          <w:b/>
-          <w:bCs/>
-        </w:rPr>
-        <w:t xml:space="preserve"> classes and roles:</w:t>
+        <w:t>Participating classes and roles:</w:t>
       </w:r>
     </w:p>
     <w:tbl>
@@ -5222,23 +4911,7 @@
                 <w:b/>
                 <w:bCs/>
               </w:rPr>
-              <w:t xml:space="preserve">Subject interface. Declares </w:t>
-            </w:r>
-            <w:proofErr w:type="gramStart"/>
-            <w:r>
-              <w:rPr>
-                <w:b/>
-                <w:bCs/>
-              </w:rPr>
-              <w:t>generate(</w:t>
-            </w:r>
-            <w:proofErr w:type="gramEnd"/>
-            <w:r>
-              <w:rPr>
-                <w:b/>
-                <w:bCs/>
-              </w:rPr>
-              <w:t>prompt, tools).</w:t>
+              <w:t>Subject interface. Declares generate(prompt, tools).</w:t>
             </w:r>
           </w:p>
         </w:tc>
@@ -5307,7 +4980,6 @@
               <w:t xml:space="preserve"> and holds the real client. </w:t>
             </w:r>
             <w:proofErr w:type="spellStart"/>
-            <w:proofErr w:type="gramStart"/>
             <w:r>
               <w:rPr>
                 <w:b/>
@@ -5321,15 +4993,7 @@
                 <w:b/>
                 <w:bCs/>
               </w:rPr>
-              <w:t>(</w:t>
-            </w:r>
-            <w:proofErr w:type="gramEnd"/>
-            <w:r>
-              <w:rPr>
-                <w:b/>
-                <w:bCs/>
-              </w:rPr>
-              <w:t>) checks the daily budget (</w:t>
+              <w:t>() checks the daily budget (</w:t>
             </w:r>
             <w:proofErr w:type="spellStart"/>
             <w:r>
@@ -5361,23 +5025,7 @@
                 <w:b/>
                 <w:bCs/>
               </w:rPr>
-              <w:t xml:space="preserve">). If the budget allows, </w:t>
-            </w:r>
-            <w:proofErr w:type="gramStart"/>
-            <w:r>
-              <w:rPr>
-                <w:b/>
-                <w:bCs/>
-              </w:rPr>
-              <w:t>generate(</w:t>
-            </w:r>
-            <w:proofErr w:type="gramEnd"/>
-            <w:r>
-              <w:rPr>
-                <w:b/>
-                <w:bCs/>
-              </w:rPr>
-              <w:t>) forwards the call; any failure is turned into one "LLM unavailable" error.</w:t>
+              <w:t>). If the budget allows, generate() forwards the call; any failure is turned into one "LLM unavailable" error.</w:t>
             </w:r>
           </w:p>
         </w:tc>
@@ -5477,23 +5125,7 @@
                 <w:b/>
                 <w:bCs/>
               </w:rPr>
-              <w:t xml:space="preserve">Client. Calls </w:t>
-            </w:r>
-            <w:proofErr w:type="gramStart"/>
-            <w:r>
-              <w:rPr>
-                <w:b/>
-                <w:bCs/>
-              </w:rPr>
-              <w:t>generate(</w:t>
-            </w:r>
-            <w:proofErr w:type="gramEnd"/>
-            <w:r>
-              <w:rPr>
-                <w:b/>
-                <w:bCs/>
-              </w:rPr>
-              <w:t xml:space="preserve">) on an </w:t>
+              <w:t xml:space="preserve">Client. Calls generate() on an </w:t>
             </w:r>
             <w:proofErr w:type="spellStart"/>
             <w:r>
@@ -5509,23 +5141,7 @@
                 <w:b/>
                 <w:bCs/>
               </w:rPr>
-              <w:t xml:space="preserve"> and </w:t>
-            </w:r>
-            <w:proofErr w:type="gramStart"/>
-            <w:r>
-              <w:rPr>
-                <w:b/>
-                <w:bCs/>
-              </w:rPr>
-              <w:t>doesn't</w:t>
-            </w:r>
-            <w:proofErr w:type="gramEnd"/>
-            <w:r>
-              <w:rPr>
-                <w:b/>
-                <w:bCs/>
-              </w:rPr>
-              <w:t xml:space="preserve"> know whether it is talking to the proxy or the real client.</w:t>
+              <w:t xml:space="preserve"> and doesn't know whether it is talking to the proxy or the real client.</w:t>
             </w:r>
           </w:p>
         </w:tc>
@@ -5544,26 +5160,37 @@
           <w:b/>
           <w:bCs/>
         </w:rPr>
-        <w:t xml:space="preserve">Why </w:t>
-      </w:r>
-      <w:proofErr w:type="gramStart"/>
-      <w:r>
+        <w:t xml:space="preserve">Why it is appropriate: </w:t>
+      </w:r>
+      <w:r>
+        <w:t xml:space="preserve">The lecture slides describe a Proxy as a stand-in that controls access to another object. The proxy has the same interface as </w:t>
+      </w:r>
+      <w:proofErr w:type="spellStart"/>
+      <w:r>
+        <w:t>ClaudeClient</w:t>
+      </w:r>
+      <w:proofErr w:type="spellEnd"/>
+      <w:r>
+        <w:t>, so the agent code doesn't change, but every call now passes through one place that enforces the budget and handles errors.</w:t>
+      </w:r>
+    </w:p>
+    <w:p>
+      <w:pPr>
+        <w:jc w:val="both"/>
         <w:rPr>
           <w:b/>
           <w:bCs/>
         </w:rPr>
-        <w:t>it is</w:t>
-      </w:r>
-      <w:proofErr w:type="gramEnd"/>
+      </w:pPr>
       <w:r>
         <w:rPr>
           <w:b/>
           <w:bCs/>
         </w:rPr>
-        <w:t xml:space="preserve"> appropriate: </w:t>
-      </w:r>
-      <w:r>
-        <w:t xml:space="preserve">The lecture slides describe a Proxy as a stand-in that controls access to another object. The proxy has the same interface as </w:t>
+        <w:t xml:space="preserve">What would be harder without it: </w:t>
+      </w:r>
+      <w:r>
+        <w:t xml:space="preserve">Budget checks and error handling would be copied into every agent method, and a forgotten check would let calls run past the limit. Changing the limit or adding something like logging would mean editing all of them, and </w:t>
       </w:r>
       <w:proofErr w:type="spellStart"/>
       <w:r>
@@ -5571,7 +5198,7 @@
       </w:r>
       <w:proofErr w:type="spellEnd"/>
       <w:r>
-        <w:t>, so the agent code doesn't change, but every call now passes through one place that enforces the budget and handles errors.</w:t>
+        <w:t xml:space="preserve"> would mix API conversion with access control.</w:t>
       </w:r>
     </w:p>
     <w:p>
@@ -5587,18 +5214,7 @@
           <w:b/>
           <w:bCs/>
         </w:rPr>
-        <w:t xml:space="preserve">What would be harder without it: </w:t>
-      </w:r>
-      <w:r>
-        <w:t xml:space="preserve">Budget checks and error handling would be copied into every agent method, and a forgotten check would let calls run past the limit. Changing the limit or adding something like logging would mean editing all of them, and </w:t>
-      </w:r>
-      <w:proofErr w:type="spellStart"/>
-      <w:r>
-        <w:t>ClaudeClient</w:t>
-      </w:r>
-      <w:proofErr w:type="spellEnd"/>
-      <w:r>
-        <w:t xml:space="preserve"> would mix API conversion with access control.</w:t>
+        <w:t>4. Builder</w:t>
       </w:r>
     </w:p>
     <w:p>
@@ -5614,7 +5230,24 @@
           <w:b/>
           <w:bCs/>
         </w:rPr>
-        <w:t>4. Builder</w:t>
+        <w:t xml:space="preserve">Design problem: </w:t>
+      </w:r>
+      <w:r>
+        <w:t>The agent sends six kinds of prompts: recipe, substitute, sales, flyer, name matching, and chat. Each one is made of the same kinds of parts</w:t>
+      </w:r>
+      <w:r>
+        <w:t>,</w:t>
+      </w:r>
+      <w:r>
+        <w:t xml:space="preserve"> a task, several optional pieces of context (pantry, profile, </w:t>
+      </w:r>
+      <w:proofErr w:type="spellStart"/>
+      <w:r>
+        <w:t>favourites</w:t>
+      </w:r>
+      <w:proofErr w:type="spellEnd"/>
+      <w:r>
+        <w:t>, flyer text, conversation history), and a required reply format but in different combinations. Building these with string concatenation repeats the formatting in every method, and it is easy to forget the task or the reply format.</w:t>
       </w:r>
     </w:p>
     <w:p>
@@ -5630,49 +5263,7 @@
           <w:b/>
           <w:bCs/>
         </w:rPr>
-        <w:t xml:space="preserve">Design problem: </w:t>
-      </w:r>
-      <w:r>
-        <w:t>The agent sends six kinds of prompts: recipe, substitute, sales, flyer, name matching, and chat. Each one is made of the same kinds of parts</w:t>
-      </w:r>
-      <w:r>
-        <w:t>,</w:t>
-      </w:r>
-      <w:r>
-        <w:t xml:space="preserve"> a task, several optional pieces of context (pantry, profile, </w:t>
-      </w:r>
-      <w:proofErr w:type="spellStart"/>
-      <w:r>
-        <w:t>favourites</w:t>
-      </w:r>
-      <w:proofErr w:type="spellEnd"/>
-      <w:r>
-        <w:t>, flyer text, conversation history), and a required reply format but in different combinations. Building these with string concatenation repeats the formatting in every method, and it is easy to forget the task or the reply format.</w:t>
-      </w:r>
-    </w:p>
-    <w:p>
-      <w:pPr>
-        <w:jc w:val="both"/>
-        <w:rPr>
-          <w:b/>
-          <w:bCs/>
-        </w:rPr>
-      </w:pPr>
-      <w:proofErr w:type="gramStart"/>
-      <w:r>
-        <w:rPr>
-          <w:b/>
-          <w:bCs/>
-        </w:rPr>
-        <w:t>Participating</w:t>
-      </w:r>
-      <w:proofErr w:type="gramEnd"/>
-      <w:r>
-        <w:rPr>
-          <w:b/>
-          <w:bCs/>
-        </w:rPr>
-        <w:t xml:space="preserve"> classes and roles:</w:t>
+        <w:t>Participating classes and roles:</w:t>
       </w:r>
     </w:p>
     <w:tbl>
@@ -5721,69 +5312,44 @@
               <w:t xml:space="preserve">Builder. Declares the building steps </w:t>
             </w:r>
             <w:proofErr w:type="spellStart"/>
-            <w:proofErr w:type="gramStart"/>
             <w:r>
               <w:t>buildTask</w:t>
             </w:r>
             <w:proofErr w:type="spellEnd"/>
             <w:r>
-              <w:t>(</w:t>
-            </w:r>
-            <w:proofErr w:type="gramEnd"/>
-            <w:r>
-              <w:t xml:space="preserve">), </w:t>
+              <w:t xml:space="preserve">(), </w:t>
             </w:r>
             <w:proofErr w:type="spellStart"/>
-            <w:proofErr w:type="gramStart"/>
             <w:r>
               <w:t>buildContext</w:t>
             </w:r>
             <w:proofErr w:type="spellEnd"/>
             <w:r>
-              <w:t>(</w:t>
-            </w:r>
-            <w:proofErr w:type="gramEnd"/>
-            <w:r>
-              <w:t xml:space="preserve">), and </w:t>
+              <w:t xml:space="preserve">(), and </w:t>
             </w:r>
             <w:proofErr w:type="spellStart"/>
-            <w:proofErr w:type="gramStart"/>
             <w:r>
               <w:t>buildFormat</w:t>
             </w:r>
             <w:proofErr w:type="spellEnd"/>
             <w:r>
-              <w:t>(</w:t>
-            </w:r>
-            <w:proofErr w:type="gramEnd"/>
-            <w:r>
-              <w:t xml:space="preserve">). Holds the product in #prompt, with </w:t>
+              <w:t xml:space="preserve">(). Holds the product in #prompt, with </w:t>
             </w:r>
             <w:proofErr w:type="spellStart"/>
-            <w:proofErr w:type="gramStart"/>
             <w:r>
               <w:t>createNewPrompt</w:t>
             </w:r>
             <w:proofErr w:type="spellEnd"/>
             <w:r>
-              <w:t>(</w:t>
-            </w:r>
-            <w:proofErr w:type="gramEnd"/>
-            <w:r>
-              <w:t xml:space="preserve">) to start a new one and </w:t>
+              <w:t xml:space="preserve">() to start a new one and </w:t>
             </w:r>
             <w:proofErr w:type="spellStart"/>
-            <w:proofErr w:type="gramStart"/>
             <w:r>
               <w:t>getPrompt</w:t>
             </w:r>
             <w:proofErr w:type="spellEnd"/>
             <w:r>
-              <w:t>(</w:t>
-            </w:r>
-            <w:proofErr w:type="gramEnd"/>
-            <w:r>
-              <w:t>) to return it.</w:t>
+              <w:t>() to return it.</w:t>
             </w:r>
           </w:p>
         </w:tc>
@@ -5899,25 +5465,12 @@
               <w:t xml:space="preserve">Product. The finished prompt: a task, a list of context lines, and a reply format. </w:t>
             </w:r>
             <w:proofErr w:type="spellStart"/>
-            <w:proofErr w:type="gramStart"/>
             <w:r>
               <w:t>toText</w:t>
             </w:r>
             <w:proofErr w:type="spellEnd"/>
             <w:r>
-              <w:t>(</w:t>
-            </w:r>
-            <w:proofErr w:type="gramEnd"/>
-            <w:r>
-              <w:t xml:space="preserve">) turns it into the text sent to the </w:t>
-            </w:r>
-            <w:proofErr w:type="gramStart"/>
-            <w:r>
-              <w:t>LLM, and</w:t>
-            </w:r>
-            <w:proofErr w:type="gramEnd"/>
-            <w:r>
-              <w:t xml:space="preserve"> refuses a prompt with no task.</w:t>
+              <w:t>() turns it into the text sent to the LLM, and refuses a prompt with no task.</w:t>
             </w:r>
           </w:p>
         </w:tc>
@@ -5982,17 +5535,12 @@
         <w:t xml:space="preserve">Prompt formatting would be duplicated across six methods and changing it would mean editing all of them. A missing task would only show up as a bad LLM reply at runtime, instead of being caught when </w:t>
       </w:r>
       <w:proofErr w:type="spellStart"/>
-      <w:proofErr w:type="gramStart"/>
       <w:r>
         <w:t>toText</w:t>
       </w:r>
       <w:proofErr w:type="spellEnd"/>
       <w:r>
-        <w:t>(</w:t>
-      </w:r>
-      <w:proofErr w:type="gramEnd"/>
-      <w:r>
-        <w:t>) is called.</w:t>
+        <w:t>() is called.</w:t>
       </w:r>
     </w:p>
     <w:p>
@@ -6053,15 +5601,7 @@
       </w:r>
       <w:proofErr w:type="spellEnd"/>
       <w:r>
-        <w:t xml:space="preserve">: if the GUI subscribed to one instance while the controller </w:t>
-      </w:r>
-      <w:proofErr w:type="gramStart"/>
-      <w:r>
-        <w:t>published</w:t>
-      </w:r>
-      <w:proofErr w:type="gramEnd"/>
-      <w:r>
-        <w:t xml:space="preserve"> to another, alerts would silently disappear. The hub is also needed by classes in different layers, so passing one object through every constructor would be awkward.</w:t>
+        <w:t>: if the GUI subscribed to one instance while the controller published to another, alerts would silently disappear. The hub is also needed by classes in different layers, so passing one object through every constructor would be awkward.</w:t>
       </w:r>
     </w:p>
     <w:p>
@@ -6072,21 +5612,12 @@
           <w:bCs/>
         </w:rPr>
       </w:pPr>
-      <w:proofErr w:type="gramStart"/>
       <w:r>
         <w:rPr>
           <w:b/>
           <w:bCs/>
         </w:rPr>
-        <w:t>Participating</w:t>
-      </w:r>
-      <w:proofErr w:type="gramEnd"/>
-      <w:r>
-        <w:rPr>
-          <w:b/>
-          <w:bCs/>
-        </w:rPr>
-        <w:t xml:space="preserve"> classes and roles:</w:t>
+        <w:t>Participating classes and roles:</w:t>
       </w:r>
     </w:p>
     <w:tbl>
@@ -6180,33 +5711,23 @@
               <w:t xml:space="preserve">Singleton. Has a private constructor, so no other class can create it. The static instance field holds the only object, and the static </w:t>
             </w:r>
             <w:proofErr w:type="spellStart"/>
-            <w:proofErr w:type="gramStart"/>
             <w:r>
               <w:t>getInstance</w:t>
             </w:r>
             <w:proofErr w:type="spellEnd"/>
             <w:r>
-              <w:t>(</w:t>
-            </w:r>
-            <w:proofErr w:type="gramEnd"/>
-            <w:r>
-              <w:t>) method creates it on first use and returns the same one every time after.</w:t>
+              <w:t>() method creates it on first use and returns the same one every time after.</w:t>
             </w:r>
             <w:r>
               <w:t xml:space="preserve"> </w:t>
             </w:r>
             <w:proofErr w:type="spellStart"/>
-            <w:proofErr w:type="gramStart"/>
             <w:r>
               <w:t>getInstance</w:t>
             </w:r>
             <w:proofErr w:type="spellEnd"/>
             <w:r>
-              <w:t>(</w:t>
-            </w:r>
-            <w:proofErr w:type="gramEnd"/>
-            <w:r>
-              <w:t>) is synchronized, because the GUI and the daily expiry check run on different threads</w:t>
+              <w:t>() is synchronized, because the GUI and the daily expiry check run on different threads</w:t>
             </w:r>
           </w:p>
         </w:tc>
@@ -6256,15 +5777,7 @@
             </w:r>
             <w:proofErr w:type="spellEnd"/>
             <w:r>
-              <w:t>(</w:t>
-            </w:r>
-            <w:proofErr w:type="gramStart"/>
-            <w:r>
-              <w:t>).subscribe</w:t>
-            </w:r>
-            <w:proofErr w:type="gramEnd"/>
-            <w:r>
-              <w:t>(this) when they start.</w:t>
+              <w:t>().subscribe(this) when they start.</w:t>
             </w:r>
           </w:p>
         </w:tc>
@@ -6317,70 +5830,33 @@
           <w:b/>
           <w:bCs/>
         </w:rPr>
-        <w:t xml:space="preserve">Why </w:t>
-      </w:r>
-      <w:proofErr w:type="gramStart"/>
+        <w:t xml:space="preserve">Why it is appropriate: </w:t>
+      </w:r>
+      <w:r>
+        <w:t>The application has one user and one stream of notifications, so there should only ever be one hub. Singleton guarantees this in the code instead of relying on every developer to remember it, and gives every layer one well-known way to reach the hub.</w:t>
+      </w:r>
+    </w:p>
+    <w:p>
+      <w:pPr>
+        <w:jc w:val="both"/>
+      </w:pPr>
       <w:r>
         <w:rPr>
           <w:b/>
           <w:bCs/>
         </w:rPr>
-        <w:t>it is</w:t>
-      </w:r>
-      <w:proofErr w:type="gramEnd"/>
-      <w:r>
-        <w:rPr>
-          <w:b/>
-          <w:bCs/>
-        </w:rPr>
-        <w:t xml:space="preserve"> appropriate: </w:t>
-      </w:r>
-      <w:r>
-        <w:t xml:space="preserve">The application has one user and one stream of notifications, so there should only ever be one hub. Singleton guarantees this in the code instead of relying on every developer to remember </w:t>
-      </w:r>
-      <w:proofErr w:type="gramStart"/>
-      <w:r>
-        <w:t>it, and</w:t>
-      </w:r>
-      <w:proofErr w:type="gramEnd"/>
-      <w:r>
-        <w:t xml:space="preserve"> gives every layer one well-known way to reach the hub.</w:t>
-      </w:r>
-    </w:p>
-    <w:p>
-      <w:pPr>
-        <w:jc w:val="both"/>
-      </w:pPr>
-      <w:r>
-        <w:rPr>
-          <w:b/>
-          <w:bCs/>
-        </w:rPr>
         <w:t xml:space="preserve">What would be harder without it: </w:t>
       </w:r>
       <w:r>
-        <w:t xml:space="preserve">The hub would have to be created in </w:t>
-      </w:r>
-      <w:proofErr w:type="gramStart"/>
-      <w:r>
-        <w:t>main(</w:t>
-      </w:r>
-      <w:proofErr w:type="gramEnd"/>
-      <w:r>
-        <w:t xml:space="preserve">) and passed through constructors that only need it to send or receive alerts. A single mistake, such as one class calling new </w:t>
-      </w:r>
-      <w:proofErr w:type="spellStart"/>
-      <w:proofErr w:type="gramStart"/>
+        <w:t xml:space="preserve">The hub would have to be created in main() and passed through constructors that only need it to send or receive alerts. A single mistake, such as one class calling new </w:t>
+      </w:r>
+      <w:proofErr w:type="spellStart"/>
       <w:r>
         <w:t>NotificationCenter</w:t>
       </w:r>
       <w:proofErr w:type="spellEnd"/>
       <w:r>
-        <w:t>(</w:t>
-      </w:r>
-      <w:proofErr w:type="gramEnd"/>
-      <w:r>
-        <w:t>), would make alerts vanish without any error, which is a hard bug to find.</w:t>
+        <w:t>(), would make alerts vanish without any error, which is a hard bug to find.</w:t>
       </w:r>
     </w:p>
     <w:p>
@@ -6824,30 +6300,14 @@
           <w:b/>
           <w:bCs/>
         </w:rPr>
-        <w:t>UC</w:t>
-      </w:r>
-      <w:proofErr w:type="gramStart"/>
+        <w:t xml:space="preserve">UC01 </w:t>
+      </w:r>
       <w:r>
         <w:rPr>
           <w:b/>
           <w:bCs/>
         </w:rPr>
-        <w:t xml:space="preserve">01 </w:t>
-      </w:r>
-      <w:r>
-        <w:rPr>
-          <w:b/>
-          <w:bCs/>
-        </w:rPr>
-        <w:t>:</w:t>
-      </w:r>
-      <w:proofErr w:type="gramEnd"/>
-      <w:r>
-        <w:rPr>
-          <w:b/>
-          <w:bCs/>
-        </w:rPr>
-        <w:t xml:space="preserve"> </w:t>
+        <w:t xml:space="preserve">: </w:t>
       </w:r>
       <w:r>
         <w:rPr>
@@ -7109,22 +6569,10 @@
                 <w:i/>
                 <w:iCs/>
               </w:rPr>
-              <w:t xml:space="preserve">Generate </w:t>
-            </w:r>
-            <w:proofErr w:type="gramStart"/>
-            <w:r>
-              <w:rPr>
-                <w:i/>
-                <w:iCs/>
-              </w:rPr>
-              <w:t>Recipe</w:t>
-            </w:r>
-            <w:r>
-              <w:t>, or</w:t>
-            </w:r>
-            <w:proofErr w:type="gramEnd"/>
-            <w:r>
-              <w:t xml:space="preserve"> runs recipe generate.</w:t>
+              <w:t>Generate Recipe</w:t>
+            </w:r>
+            <w:r>
+              <w:t>, or runs recipe generate.</w:t>
             </w:r>
           </w:p>
         </w:tc>
@@ -7196,15 +6644,7 @@
         <w:jc w:val="both"/>
       </w:pPr>
       <w:r>
-        <w:t xml:space="preserve">The agent sends the request to </w:t>
-      </w:r>
-      <w:proofErr w:type="gramStart"/>
-      <w:r>
-        <w:t>the Claude</w:t>
-      </w:r>
-      <w:proofErr w:type="gramEnd"/>
-      <w:r>
-        <w:t xml:space="preserve"> LLM, which returns a recipe in JSON format.</w:t>
+        <w:t>The agent sends the request to the Claude LLM, which returns a recipe in JSON format.</w:t>
       </w:r>
     </w:p>
     <w:p>
@@ -7331,30 +6771,14 @@
           <w:b/>
           <w:bCs/>
         </w:rPr>
-        <w:t>UC</w:t>
-      </w:r>
-      <w:proofErr w:type="gramStart"/>
+        <w:t xml:space="preserve">UC02 </w:t>
+      </w:r>
       <w:r>
         <w:rPr>
           <w:b/>
           <w:bCs/>
         </w:rPr>
-        <w:t xml:space="preserve">02 </w:t>
-      </w:r>
-      <w:r>
-        <w:rPr>
-          <w:b/>
-          <w:bCs/>
-        </w:rPr>
-        <w:t>:</w:t>
-      </w:r>
-      <w:proofErr w:type="gramEnd"/>
-      <w:r>
-        <w:rPr>
-          <w:b/>
-          <w:bCs/>
-        </w:rPr>
-        <w:t xml:space="preserve"> </w:t>
+        <w:t xml:space="preserve">: </w:t>
       </w:r>
       <w:r>
         <w:rPr>
@@ -7545,15 +6969,7 @@
               <w:jc w:val="both"/>
             </w:pPr>
             <w:r>
-              <w:t xml:space="preserve">Keep a list of items to </w:t>
-            </w:r>
-            <w:proofErr w:type="gramStart"/>
-            <w:r>
-              <w:t>buy, and</w:t>
-            </w:r>
-            <w:proofErr w:type="gramEnd"/>
-            <w:r>
-              <w:t xml:space="preserve"> be told when any of them are on sale this week.</w:t>
+              <w:t>Keep a list of items to buy, and be told when any of them are on sale this week.</w:t>
             </w:r>
           </w:p>
         </w:tc>
@@ -7655,15 +7071,7 @@
       </w:pPr>
       <w:r>
         <w:lastRenderedPageBreak/>
-        <w:t xml:space="preserve">The user enters an </w:t>
-      </w:r>
-      <w:proofErr w:type="gramStart"/>
-      <w:r>
-        <w:t>item</w:t>
-      </w:r>
-      <w:proofErr w:type="gramEnd"/>
-      <w:r>
-        <w:t xml:space="preserve"> name and quantity.</w:t>
+        <w:t>The user enters an item name and quantity.</w:t>
       </w:r>
     </w:p>
     <w:p>
@@ -7699,15 +7107,7 @@
         <w:jc w:val="both"/>
       </w:pPr>
       <w:r>
-        <w:t xml:space="preserve">The agent asks </w:t>
-      </w:r>
-      <w:proofErr w:type="gramStart"/>
-      <w:r>
-        <w:t>the Claude</w:t>
-      </w:r>
-      <w:proofErr w:type="gramEnd"/>
-      <w:r>
-        <w:t xml:space="preserve"> LLM which flyer items match the cart items.</w:t>
+        <w:t>The agent asks the Claude LLM which flyer items match the cart items.</w:t>
       </w:r>
     </w:p>
     <w:p>
@@ -7846,30 +7246,14 @@
           <w:b/>
           <w:bCs/>
         </w:rPr>
-        <w:t>UC</w:t>
-      </w:r>
-      <w:proofErr w:type="gramStart"/>
+        <w:t xml:space="preserve">UC03 </w:t>
+      </w:r>
       <w:r>
         <w:rPr>
           <w:b/>
           <w:bCs/>
         </w:rPr>
-        <w:t xml:space="preserve">03 </w:t>
-      </w:r>
-      <w:r>
-        <w:rPr>
-          <w:b/>
-          <w:bCs/>
-        </w:rPr>
-        <w:t>:</w:t>
-      </w:r>
-      <w:proofErr w:type="gramEnd"/>
-      <w:r>
-        <w:rPr>
-          <w:b/>
-          <w:bCs/>
-        </w:rPr>
-        <w:t xml:space="preserve"> </w:t>
+        <w:t xml:space="preserve">: </w:t>
       </w:r>
       <w:r>
         <w:rPr>
@@ -8313,30 +7697,14 @@
           <w:b/>
           <w:bCs/>
         </w:rPr>
-        <w:t>UC</w:t>
-      </w:r>
-      <w:proofErr w:type="gramStart"/>
+        <w:t xml:space="preserve">UC04 </w:t>
+      </w:r>
       <w:r>
         <w:rPr>
           <w:b/>
           <w:bCs/>
         </w:rPr>
-        <w:t xml:space="preserve">04 </w:t>
-      </w:r>
-      <w:r>
-        <w:rPr>
-          <w:b/>
-          <w:bCs/>
-        </w:rPr>
-        <w:t>:</w:t>
-      </w:r>
-      <w:proofErr w:type="gramEnd"/>
-      <w:r>
-        <w:rPr>
-          <w:b/>
-          <w:bCs/>
-        </w:rPr>
-        <w:t xml:space="preserve"> </w:t>
+        <w:t xml:space="preserve">: </w:t>
       </w:r>
       <w:r>
         <w:rPr>
@@ -8612,15 +7980,7 @@
               <w:t>Save</w:t>
             </w:r>
             <w:r>
-              <w:t xml:space="preserve"> in the Profile </w:t>
-            </w:r>
-            <w:proofErr w:type="gramStart"/>
-            <w:r>
-              <w:t>tab, or</w:t>
-            </w:r>
-            <w:proofErr w:type="gramEnd"/>
-            <w:r>
-              <w:t xml:space="preserve"> runs profile set.</w:t>
+              <w:t xml:space="preserve"> in the Profile tab, or runs profile set.</w:t>
             </w:r>
           </w:p>
         </w:tc>
@@ -8669,15 +8029,7 @@
         <w:jc w:val="both"/>
       </w:pPr>
       <w:r>
-        <w:t xml:space="preserve">The agent asks the user a question, chosen by </w:t>
-      </w:r>
-      <w:proofErr w:type="gramStart"/>
-      <w:r>
-        <w:t>the Claude</w:t>
-      </w:r>
-      <w:proofErr w:type="gramEnd"/>
-      <w:r>
-        <w:t xml:space="preserve"> LLM.</w:t>
+        <w:t>The agent asks the user a question, chosen by the Claude LLM.</w:t>
       </w:r>
     </w:p>
     <w:p>
@@ -8819,30 +8171,14 @@
           <w:b/>
           <w:bCs/>
         </w:rPr>
-        <w:t>UC</w:t>
-      </w:r>
-      <w:proofErr w:type="gramStart"/>
+        <w:t xml:space="preserve">UC05 </w:t>
+      </w:r>
       <w:r>
         <w:rPr>
           <w:b/>
           <w:bCs/>
         </w:rPr>
-        <w:t xml:space="preserve">05 </w:t>
-      </w:r>
-      <w:r>
-        <w:rPr>
-          <w:b/>
-          <w:bCs/>
-        </w:rPr>
-        <w:t>:</w:t>
-      </w:r>
-      <w:proofErr w:type="gramEnd"/>
-      <w:r>
-        <w:rPr>
-          <w:b/>
-          <w:bCs/>
-        </w:rPr>
-        <w:t xml:space="preserve"> </w:t>
+        <w:t xml:space="preserve">: </w:t>
       </w:r>
       <w:r>
         <w:rPr>
@@ -9034,15 +8370,7 @@
               <w:jc w:val="both"/>
             </w:pPr>
             <w:r>
-              <w:t xml:space="preserve">Be warned about food close to its </w:t>
-            </w:r>
-            <w:proofErr w:type="gramStart"/>
-            <w:r>
-              <w:t>best-before</w:t>
-            </w:r>
-            <w:proofErr w:type="gramEnd"/>
-            <w:r>
-              <w:t xml:space="preserve"> date, so it is used in time.</w:t>
+              <w:t>Be warned about food close to its best-before date, so it is used in time.</w:t>
             </w:r>
           </w:p>
         </w:tc>
@@ -9269,30 +8597,14 @@
           <w:b/>
           <w:bCs/>
         </w:rPr>
-        <w:t>UC</w:t>
-      </w:r>
-      <w:proofErr w:type="gramStart"/>
+        <w:t xml:space="preserve">UC06 </w:t>
+      </w:r>
       <w:r>
         <w:rPr>
           <w:b/>
           <w:bCs/>
         </w:rPr>
-        <w:t xml:space="preserve">06 </w:t>
-      </w:r>
-      <w:r>
-        <w:rPr>
-          <w:b/>
-          <w:bCs/>
-        </w:rPr>
-        <w:t>:</w:t>
-      </w:r>
-      <w:proofErr w:type="gramEnd"/>
-      <w:r>
-        <w:rPr>
-          <w:b/>
-          <w:bCs/>
-        </w:rPr>
-        <w:t xml:space="preserve"> </w:t>
+        <w:t xml:space="preserve">: </w:t>
       </w:r>
       <w:r>
         <w:rPr>
@@ -9743,30 +9055,14 @@
           <w:b/>
           <w:bCs/>
         </w:rPr>
-        <w:t>UC</w:t>
-      </w:r>
-      <w:proofErr w:type="gramStart"/>
+        <w:t xml:space="preserve">UC07 </w:t>
+      </w:r>
       <w:r>
         <w:rPr>
           <w:b/>
           <w:bCs/>
         </w:rPr>
-        <w:t xml:space="preserve">07 </w:t>
-      </w:r>
-      <w:r>
-        <w:rPr>
-          <w:b/>
-          <w:bCs/>
-        </w:rPr>
-        <w:t>:</w:t>
-      </w:r>
-      <w:proofErr w:type="gramEnd"/>
-      <w:r>
-        <w:rPr>
-          <w:b/>
-          <w:bCs/>
-        </w:rPr>
-        <w:t xml:space="preserve"> </w:t>
+        <w:t xml:space="preserve">: </w:t>
       </w:r>
       <w:r>
         <w:rPr>
@@ -10032,15 +9328,7 @@
               <w:t>Substitute</w:t>
             </w:r>
             <w:r>
-              <w:t xml:space="preserve"> next to an </w:t>
-            </w:r>
-            <w:proofErr w:type="gramStart"/>
-            <w:r>
-              <w:t>ingredient, or</w:t>
-            </w:r>
-            <w:proofErr w:type="gramEnd"/>
-            <w:r>
-              <w:t xml:space="preserve"> runs recipe substitute.</w:t>
+              <w:t xml:space="preserve"> next to an ingredient, or runs recipe substitute.</w:t>
             </w:r>
           </w:p>
         </w:tc>
@@ -10089,15 +9377,7 @@
         <w:jc w:val="both"/>
       </w:pPr>
       <w:r>
-        <w:t xml:space="preserve">The agent asks </w:t>
-      </w:r>
-      <w:proofErr w:type="gramStart"/>
-      <w:r>
-        <w:t>the Claude</w:t>
-      </w:r>
-      <w:proofErr w:type="gramEnd"/>
-      <w:r>
-        <w:t xml:space="preserve"> LLM for substitutes, preferring items in stock and respecting allergies.</w:t>
+        <w:t>The agent asks the Claude LLM for substitutes, preferring items in stock and respecting allergies.</w:t>
       </w:r>
     </w:p>
     <w:p>
@@ -10159,15 +9439,7 @@
         <w:t>2b. LLM is unavailable:</w:t>
       </w:r>
       <w:r>
-        <w:t xml:space="preserve"> The system shows an error and the recipe </w:t>
-      </w:r>
-      <w:proofErr w:type="gramStart"/>
-      <w:r>
-        <w:t>stays</w:t>
-      </w:r>
-      <w:proofErr w:type="gramEnd"/>
-      <w:r>
-        <w:t xml:space="preserve"> unchanged.</w:t>
+        <w:t xml:space="preserve"> The system shows an error and the recipe stays unchanged.</w:t>
       </w:r>
     </w:p>
     <w:p>
@@ -10213,30 +9485,14 @@
           <w:b/>
           <w:bCs/>
         </w:rPr>
-        <w:t>UC</w:t>
-      </w:r>
-      <w:proofErr w:type="gramStart"/>
+        <w:t xml:space="preserve">UC08 </w:t>
+      </w:r>
       <w:r>
         <w:rPr>
           <w:b/>
           <w:bCs/>
         </w:rPr>
-        <w:t xml:space="preserve">08 </w:t>
-      </w:r>
-      <w:r>
-        <w:rPr>
-          <w:b/>
-          <w:bCs/>
-        </w:rPr>
-        <w:t>:</w:t>
-      </w:r>
-      <w:proofErr w:type="gramEnd"/>
-      <w:r>
-        <w:rPr>
-          <w:b/>
-          <w:bCs/>
-        </w:rPr>
-        <w:t xml:space="preserve"> </w:t>
+        <w:t xml:space="preserve">: </w:t>
       </w:r>
       <w:r>
         <w:rPr>
@@ -10510,15 +9766,7 @@
               <w:t>Save</w:t>
             </w:r>
             <w:r>
-              <w:t xml:space="preserve"> on a recipe or opens the History </w:t>
-            </w:r>
-            <w:proofErr w:type="gramStart"/>
-            <w:r>
-              <w:t>tab, or</w:t>
-            </w:r>
-            <w:proofErr w:type="gramEnd"/>
-            <w:r>
-              <w:t xml:space="preserve"> runs history.</w:t>
+              <w:t xml:space="preserve"> on a recipe or opens the History tab, or runs history.</w:t>
             </w:r>
           </w:p>
         </w:tc>
@@ -10713,30 +9961,14 @@
           <w:b/>
           <w:bCs/>
         </w:rPr>
-        <w:t>UC</w:t>
-      </w:r>
-      <w:proofErr w:type="gramStart"/>
+        <w:t xml:space="preserve">UC09 </w:t>
+      </w:r>
       <w:r>
         <w:rPr>
           <w:b/>
           <w:bCs/>
         </w:rPr>
-        <w:t xml:space="preserve">09 </w:t>
-      </w:r>
-      <w:r>
-        <w:rPr>
-          <w:b/>
-          <w:bCs/>
-        </w:rPr>
-        <w:t>:</w:t>
-      </w:r>
-      <w:proofErr w:type="gramEnd"/>
-      <w:r>
-        <w:rPr>
-          <w:b/>
-          <w:bCs/>
-        </w:rPr>
-        <w:t xml:space="preserve"> </w:t>
+        <w:t xml:space="preserve">: </w:t>
       </w:r>
       <w:r>
         <w:rPr>
@@ -10928,15 +10160,7 @@
               <w:jc w:val="both"/>
             </w:pPr>
             <w:r>
-              <w:t xml:space="preserve">Ask questions or give commands in plain </w:t>
-            </w:r>
-            <w:proofErr w:type="gramStart"/>
-            <w:r>
-              <w:t>language, and</w:t>
-            </w:r>
-            <w:proofErr w:type="gramEnd"/>
-            <w:r>
-              <w:t xml:space="preserve"> have the agent answer or act.</w:t>
+              <w:t>Ask questions or give commands in plain language, and have the agent answer or act.</w:t>
             </w:r>
           </w:p>
         </w:tc>
@@ -11002,7 +10226,6 @@
             <w:r>
               <w:t xml:space="preserve">The user types a message in the Chat panel and clicks </w:t>
             </w:r>
-            <w:proofErr w:type="gramStart"/>
             <w:r>
               <w:rPr>
                 <w:i/>
@@ -11011,11 +10234,7 @@
               <w:t>Send</w:t>
             </w:r>
             <w:r>
-              <w:t>, or</w:t>
-            </w:r>
-            <w:proofErr w:type="gramEnd"/>
-            <w:r>
-              <w:t xml:space="preserve"> runs chat.</w:t>
+              <w:t>, or runs chat.</w:t>
             </w:r>
           </w:p>
         </w:tc>
@@ -11054,15 +10273,7 @@
         <w:jc w:val="both"/>
       </w:pPr>
       <w:r>
-        <w:t xml:space="preserve">The agent sends the message and its list of tools to </w:t>
-      </w:r>
-      <w:proofErr w:type="gramStart"/>
-      <w:r>
-        <w:t>the Claude</w:t>
-      </w:r>
-      <w:proofErr w:type="gramEnd"/>
-      <w:r>
-        <w:t xml:space="preserve"> LLM.</w:t>
+        <w:t>The agent sends the message and its list of tools to the Claude LLM.</w:t>
       </w:r>
     </w:p>
     <w:p>
@@ -11097,13 +10308,8 @@
         </w:numPr>
         <w:jc w:val="both"/>
       </w:pPr>
-      <w:proofErr w:type="gramStart"/>
-      <w:r>
-        <w:t>The Claude</w:t>
-      </w:r>
-      <w:proofErr w:type="gramEnd"/>
-      <w:r>
-        <w:t xml:space="preserve"> LLM returns a final answer, which the system shows.</w:t>
+      <w:r>
+        <w:t>The Claude LLM returns a final answer, which the system shows.</w:t>
       </w:r>
     </w:p>
     <w:p>
@@ -11218,30 +10424,14 @@
           <w:b/>
           <w:bCs/>
         </w:rPr>
-        <w:t>UC</w:t>
-      </w:r>
-      <w:proofErr w:type="gramStart"/>
+        <w:t xml:space="preserve">UC10 </w:t>
+      </w:r>
       <w:r>
         <w:rPr>
           <w:b/>
           <w:bCs/>
         </w:rPr>
-        <w:t xml:space="preserve">10 </w:t>
-      </w:r>
-      <w:r>
-        <w:rPr>
-          <w:b/>
-          <w:bCs/>
-        </w:rPr>
-        <w:t>:</w:t>
-      </w:r>
-      <w:proofErr w:type="gramEnd"/>
-      <w:r>
-        <w:rPr>
-          <w:b/>
-          <w:bCs/>
-        </w:rPr>
-        <w:t xml:space="preserve"> </w:t>
+        <w:t xml:space="preserve">: </w:t>
       </w:r>
       <w:r>
         <w:rPr>
@@ -11504,22 +10694,10 @@
                 <w:i/>
                 <w:iCs/>
               </w:rPr>
-              <w:t xml:space="preserve">Refresh </w:t>
-            </w:r>
-            <w:proofErr w:type="gramStart"/>
-            <w:r>
-              <w:rPr>
-                <w:i/>
-                <w:iCs/>
-              </w:rPr>
-              <w:t>Flyers</w:t>
-            </w:r>
-            <w:r>
-              <w:t>, or</w:t>
-            </w:r>
-            <w:proofErr w:type="gramEnd"/>
-            <w:r>
-              <w:t xml:space="preserve"> runs flyers refresh.</w:t>
+              <w:t>Refresh Flyers</w:t>
+            </w:r>
+            <w:r>
+              <w:t>, or runs flyers refresh.</w:t>
             </w:r>
           </w:p>
         </w:tc>
@@ -11558,15 +10736,7 @@
         <w:jc w:val="both"/>
       </w:pPr>
       <w:r>
-        <w:t xml:space="preserve">The agent asks </w:t>
-      </w:r>
-      <w:proofErr w:type="gramStart"/>
-      <w:r>
-        <w:t>the Claude</w:t>
-      </w:r>
-      <w:proofErr w:type="gramEnd"/>
-      <w:r>
-        <w:t xml:space="preserve"> LLM to extract each sale item's name and price as JSON.</w:t>
+        <w:t>The agent asks the Claude LLM to extract each sale item's name and price as JSON.</w:t>
       </w:r>
     </w:p>
     <w:p>
@@ -11698,30 +10868,14 @@
           <w:b/>
           <w:bCs/>
         </w:rPr>
-        <w:t>UC</w:t>
-      </w:r>
-      <w:proofErr w:type="gramStart"/>
+        <w:t xml:space="preserve">UC11 </w:t>
+      </w:r>
       <w:r>
         <w:rPr>
           <w:b/>
           <w:bCs/>
         </w:rPr>
-        <w:t xml:space="preserve">11 </w:t>
-      </w:r>
-      <w:r>
-        <w:rPr>
-          <w:b/>
-          <w:bCs/>
-        </w:rPr>
-        <w:t>:</w:t>
-      </w:r>
-      <w:proofErr w:type="gramEnd"/>
-      <w:r>
-        <w:rPr>
-          <w:b/>
-          <w:bCs/>
-        </w:rPr>
-        <w:t xml:space="preserve"> </w:t>
+        <w:t xml:space="preserve">: </w:t>
       </w:r>
       <w:r>
         <w:rPr>
@@ -11848,13 +11002,8 @@
               <w:spacing w:after="160" w:line="278" w:lineRule="auto"/>
               <w:jc w:val="both"/>
             </w:pPr>
-            <w:proofErr w:type="gramStart"/>
-            <w:r>
-              <w:t>Check</w:t>
-            </w:r>
-            <w:proofErr w:type="gramEnd"/>
-            <w:r>
-              <w:t xml:space="preserve"> Missing Ingredients</w:t>
+            <w:r>
+              <w:t>Check Missing Ingredients</w:t>
             </w:r>
           </w:p>
         </w:tc>
@@ -11918,15 +11067,7 @@
               <w:jc w:val="both"/>
             </w:pPr>
             <w:r>
-              <w:t xml:space="preserve">Find out which ingredients of a recipe are </w:t>
-            </w:r>
-            <w:proofErr w:type="gramStart"/>
-            <w:r>
-              <w:t>missing, and</w:t>
-            </w:r>
-            <w:proofErr w:type="gramEnd"/>
-            <w:r>
-              <w:t xml:space="preserve"> add them to the cart.</w:t>
+              <w:t>Find out which ingredients of a recipe are missing, and add them to the cart.</w:t>
             </w:r>
           </w:p>
         </w:tc>
@@ -11997,22 +11138,10 @@
                 <w:i/>
                 <w:iCs/>
               </w:rPr>
-              <w:t xml:space="preserve">Cook </w:t>
-            </w:r>
-            <w:proofErr w:type="gramStart"/>
-            <w:r>
-              <w:rPr>
-                <w:i/>
-                <w:iCs/>
-              </w:rPr>
-              <w:t>This</w:t>
-            </w:r>
-            <w:r>
-              <w:t>, or</w:t>
-            </w:r>
-            <w:proofErr w:type="gramEnd"/>
-            <w:r>
-              <w:t xml:space="preserve"> runs recipe check.</w:t>
+              <w:t>Cook This</w:t>
+            </w:r>
+            <w:r>
+              <w:t>, or runs recipe check.</w:t>
             </w:r>
           </w:p>
         </w:tc>
@@ -12253,18 +11382,10 @@
         <w:jc w:val="both"/>
       </w:pPr>
       <w:r>
-        <w:t>SD</w:t>
-      </w:r>
-      <w:proofErr w:type="gramStart"/>
-      <w:r>
-        <w:t xml:space="preserve">01 </w:t>
-      </w:r>
-      <w:r>
-        <w:t>:</w:t>
-      </w:r>
-      <w:proofErr w:type="gramEnd"/>
-      <w:r>
-        <w:t xml:space="preserve"> </w:t>
+        <w:t xml:space="preserve">SD01 </w:t>
+      </w:r>
+      <w:r>
+        <w:t xml:space="preserve">: </w:t>
       </w:r>
       <w:r>
         <w:t xml:space="preserve"> Generate, Substitute and Save a Recipe</w:t>
@@ -12458,17 +11579,12 @@
         <w:jc w:val="both"/>
       </w:pPr>
       <w:proofErr w:type="spellStart"/>
-      <w:proofErr w:type="gramStart"/>
       <w:r>
         <w:t>createNewPrompt</w:t>
       </w:r>
       <w:proofErr w:type="spellEnd"/>
       <w:r>
-        <w:t>(</w:t>
-      </w:r>
-      <w:proofErr w:type="gramEnd"/>
-      <w:r>
-        <w:t>) creates a new Prompt.</w:t>
+        <w:t>() creates a new Prompt.</w:t>
       </w:r>
     </w:p>
     <w:p>
@@ -12480,82 +11596,52 @@
         <w:jc w:val="both"/>
       </w:pPr>
       <w:proofErr w:type="spellStart"/>
-      <w:proofErr w:type="gramStart"/>
       <w:r>
         <w:t>buildTask</w:t>
       </w:r>
       <w:proofErr w:type="spellEnd"/>
       <w:r>
-        <w:t>(</w:t>
-      </w:r>
-      <w:proofErr w:type="gramEnd"/>
-      <w:r>
-        <w:t xml:space="preserve">), </w:t>
-      </w:r>
-      <w:proofErr w:type="spellStart"/>
-      <w:proofErr w:type="gramStart"/>
+        <w:t xml:space="preserve">(), </w:t>
+      </w:r>
+      <w:proofErr w:type="spellStart"/>
       <w:r>
         <w:t>buildContext</w:t>
       </w:r>
       <w:proofErr w:type="spellEnd"/>
       <w:r>
-        <w:t>(</w:t>
-      </w:r>
-      <w:proofErr w:type="gramEnd"/>
-      <w:r>
-        <w:t xml:space="preserve">), and </w:t>
-      </w:r>
-      <w:proofErr w:type="spellStart"/>
-      <w:proofErr w:type="gramStart"/>
+        <w:t xml:space="preserve">(), and </w:t>
+      </w:r>
+      <w:proofErr w:type="spellStart"/>
       <w:r>
         <w:t>buildFormat</w:t>
       </w:r>
       <w:proofErr w:type="spellEnd"/>
       <w:r>
-        <w:t>(</w:t>
-      </w:r>
-      <w:proofErr w:type="gramEnd"/>
-      <w:r>
-        <w:t xml:space="preserve">) fill it in, through </w:t>
-      </w:r>
-      <w:proofErr w:type="spellStart"/>
-      <w:proofErr w:type="gramStart"/>
+        <w:t xml:space="preserve">() fill it in, through </w:t>
+      </w:r>
+      <w:proofErr w:type="spellStart"/>
       <w:r>
         <w:t>setTask</w:t>
       </w:r>
       <w:proofErr w:type="spellEnd"/>
       <w:r>
-        <w:t>(</w:t>
-      </w:r>
-      <w:proofErr w:type="gramEnd"/>
-      <w:r>
-        <w:t xml:space="preserve">), </w:t>
-      </w:r>
-      <w:proofErr w:type="spellStart"/>
-      <w:proofErr w:type="gramStart"/>
+        <w:t xml:space="preserve">(), </w:t>
+      </w:r>
+      <w:proofErr w:type="spellStart"/>
       <w:r>
         <w:t>addContext</w:t>
       </w:r>
       <w:proofErr w:type="spellEnd"/>
       <w:r>
-        <w:t>(</w:t>
-      </w:r>
-      <w:proofErr w:type="gramEnd"/>
-      <w:r>
-        <w:t xml:space="preserve">), and </w:t>
-      </w:r>
-      <w:proofErr w:type="spellStart"/>
-      <w:proofErr w:type="gramStart"/>
+        <w:t xml:space="preserve">(), and </w:t>
+      </w:r>
+      <w:proofErr w:type="spellStart"/>
       <w:r>
         <w:t>setFormat</w:t>
       </w:r>
       <w:proofErr w:type="spellEnd"/>
       <w:r>
-        <w:t>(</w:t>
-      </w:r>
-      <w:proofErr w:type="gramEnd"/>
-      <w:r>
-        <w:t>).</w:t>
+        <w:t>().</w:t>
       </w:r>
     </w:p>
     <w:p>
@@ -12567,30 +11653,20 @@
         <w:jc w:val="both"/>
       </w:pPr>
       <w:proofErr w:type="spellStart"/>
-      <w:proofErr w:type="gramStart"/>
       <w:r>
         <w:t>getPrompt</w:t>
       </w:r>
       <w:proofErr w:type="spellEnd"/>
       <w:r>
-        <w:t>(</w:t>
-      </w:r>
-      <w:proofErr w:type="gramEnd"/>
-      <w:r>
-        <w:t xml:space="preserve">) returns the finished Prompt, and </w:t>
-      </w:r>
-      <w:proofErr w:type="spellStart"/>
-      <w:proofErr w:type="gramStart"/>
+        <w:t xml:space="preserve">() returns the finished Prompt, and </w:t>
+      </w:r>
+      <w:proofErr w:type="spellStart"/>
       <w:r>
         <w:t>toText</w:t>
       </w:r>
       <w:proofErr w:type="spellEnd"/>
       <w:r>
-        <w:t>(</w:t>
-      </w:r>
-      <w:proofErr w:type="gramEnd"/>
-      <w:r>
-        <w:t>) turns it into text.</w:t>
+        <w:t>() turns it into text.</w:t>
       </w:r>
     </w:p>
     <w:p>
@@ -12615,17 +11691,12 @@
         <w:t xml:space="preserve">(). The proxy checks </w:t>
       </w:r>
       <w:proofErr w:type="spellStart"/>
-      <w:proofErr w:type="gramStart"/>
       <w:r>
         <w:t>isAvailable</w:t>
       </w:r>
       <w:proofErr w:type="spellEnd"/>
       <w:r>
-        <w:t>(</w:t>
-      </w:r>
-      <w:proofErr w:type="gramEnd"/>
-      <w:r>
-        <w:t xml:space="preserve">) and forwards the call to </w:t>
+        <w:t xml:space="preserve">() and forwards the call to </w:t>
       </w:r>
       <w:proofErr w:type="spellStart"/>
       <w:r>
@@ -12692,17 +11763,12 @@
         <w:t xml:space="preserve"> The user clicks Substitute: </w:t>
       </w:r>
       <w:proofErr w:type="spellStart"/>
-      <w:proofErr w:type="gramStart"/>
       <w:r>
         <w:t>suggestSubstitutes</w:t>
       </w:r>
       <w:proofErr w:type="spellEnd"/>
       <w:r>
-        <w:t>(</w:t>
-      </w:r>
-      <w:proofErr w:type="gramEnd"/>
-      <w:r>
-        <w:t xml:space="preserve">) asks the LLM through </w:t>
+        <w:t xml:space="preserve">() asks the LLM through </w:t>
       </w:r>
       <w:proofErr w:type="spellStart"/>
       <w:r>
@@ -12737,30 +11803,20 @@
         <w:t xml:space="preserve"> The user saves and rates the recipe: </w:t>
       </w:r>
       <w:proofErr w:type="spellStart"/>
-      <w:proofErr w:type="gramStart"/>
       <w:r>
         <w:t>saveRecipe</w:t>
       </w:r>
       <w:proofErr w:type="spellEnd"/>
       <w:r>
-        <w:t>(</w:t>
-      </w:r>
-      <w:proofErr w:type="gramEnd"/>
-      <w:r>
-        <w:t xml:space="preserve">) and </w:t>
-      </w:r>
-      <w:proofErr w:type="spellStart"/>
-      <w:proofErr w:type="gramStart"/>
+        <w:t xml:space="preserve">() and </w:t>
+      </w:r>
+      <w:proofErr w:type="spellStart"/>
       <w:r>
         <w:t>rateRecipe</w:t>
       </w:r>
       <w:proofErr w:type="spellEnd"/>
       <w:r>
-        <w:t>(</w:t>
-      </w:r>
-      <w:proofErr w:type="gramEnd"/>
-      <w:r>
-        <w:t xml:space="preserve">) call </w:t>
+        <w:t xml:space="preserve">() call </w:t>
       </w:r>
       <w:proofErr w:type="spellStart"/>
       <w:r>
@@ -12768,15 +11824,7 @@
       </w:r>
       <w:proofErr w:type="spellEnd"/>
       <w:r>
-        <w:t xml:space="preserve">() and </w:t>
-      </w:r>
-      <w:proofErr w:type="gramStart"/>
-      <w:r>
-        <w:t>rate(</w:t>
-      </w:r>
-      <w:proofErr w:type="gramEnd"/>
-      <w:r>
-        <w:t>), and the saved recipe is shown.</w:t>
+        <w:t>() and rate(), and the saved recipe is shown.</w:t>
       </w:r>
     </w:p>
     <w:p>
@@ -12792,14 +11840,9 @@
         <w:lastRenderedPageBreak/>
         <w:t>SD</w:t>
       </w:r>
-      <w:proofErr w:type="gramStart"/>
-      <w:r>
-        <w:t xml:space="preserve">02 </w:t>
-      </w:r>
-      <w:r>
-        <w:t>:</w:t>
-      </w:r>
-      <w:proofErr w:type="gramEnd"/>
+      <w:r>
+        <w:t>02:</w:t>
+      </w:r>
       <w:r>
         <w:t xml:space="preserve"> </w:t>
       </w:r>
@@ -12968,17 +12011,12 @@
         <w:t xml:space="preserve">() calling </w:t>
       </w:r>
       <w:proofErr w:type="spellStart"/>
-      <w:proofErr w:type="gramStart"/>
       <w:r>
         <w:t>ShoppingCart.add</w:t>
       </w:r>
       <w:proofErr w:type="spellEnd"/>
       <w:r>
-        <w:t>(), and</w:t>
-      </w:r>
-      <w:proofErr w:type="gramEnd"/>
-      <w:r>
-        <w:t xml:space="preserve"> sends the result back to the LLM.</w:t>
+        <w:t>(), and sends the result back to the LLM.</w:t>
       </w:r>
     </w:p>
     <w:p>
@@ -13012,18 +12050,10 @@
         <w:jc w:val="both"/>
       </w:pPr>
       <w:r>
-        <w:t>SD</w:t>
-      </w:r>
-      <w:proofErr w:type="gramStart"/>
-      <w:r>
-        <w:t xml:space="preserve">03 </w:t>
-      </w:r>
-      <w:r>
-        <w:t>:</w:t>
-      </w:r>
-      <w:proofErr w:type="gramEnd"/>
-      <w:r>
-        <w:t xml:space="preserve"> </w:t>
+        <w:t xml:space="preserve">SD03 </w:t>
+      </w:r>
+      <w:r>
+        <w:t xml:space="preserve">: </w:t>
       </w:r>
       <w:r>
         <w:t xml:space="preserve"> Add to Cart and Sale Alerts</w:t>
@@ -13125,17 +12155,12 @@
         <w:t xml:space="preserve">(item) calls </w:t>
       </w:r>
       <w:proofErr w:type="spellStart"/>
-      <w:proofErr w:type="gramStart"/>
       <w:r>
         <w:t>ShoppingCart.add</w:t>
       </w:r>
       <w:proofErr w:type="spellEnd"/>
       <w:r>
-        <w:t>(</w:t>
-      </w:r>
-      <w:proofErr w:type="gramEnd"/>
-      <w:r>
-        <w:t xml:space="preserve">). The controller then gets this week's flyers with </w:t>
+        <w:t xml:space="preserve">(). The controller then gets this week's flyers with </w:t>
       </w:r>
       <w:proofErr w:type="spellStart"/>
       <w:r>
@@ -13180,17 +12205,12 @@
         <w:t xml:space="preserve">() calls </w:t>
       </w:r>
       <w:proofErr w:type="spellStart"/>
-      <w:proofErr w:type="gramStart"/>
       <w:r>
         <w:t>onNotify</w:t>
       </w:r>
       <w:proofErr w:type="spellEnd"/>
       <w:r>
-        <w:t>(</w:t>
-      </w:r>
-      <w:proofErr w:type="gramEnd"/>
-      <w:r>
-        <w:t xml:space="preserve">) on both </w:t>
+        <w:t xml:space="preserve">() on both </w:t>
       </w:r>
       <w:proofErr w:type="spellStart"/>
       <w:r>
@@ -13223,18 +12243,10 @@
         <w:jc w:val="both"/>
       </w:pPr>
       <w:r>
-        <w:t>SD</w:t>
-      </w:r>
-      <w:proofErr w:type="gramStart"/>
-      <w:r>
-        <w:t xml:space="preserve">04 </w:t>
-      </w:r>
-      <w:r>
-        <w:t>:</w:t>
-      </w:r>
-      <w:proofErr w:type="gramEnd"/>
-      <w:r>
-        <w:t xml:space="preserve"> </w:t>
+        <w:t xml:space="preserve">SD04 </w:t>
+      </w:r>
+      <w:r>
+        <w:t xml:space="preserve">: </w:t>
       </w:r>
       <w:r>
         <w:t xml:space="preserve"> Refresh Flyers</w:t>
@@ -13321,17 +12333,12 @@
         <w:t xml:space="preserve">• Main flow: The user clicks Refresh Flyers and </w:t>
       </w:r>
       <w:proofErr w:type="spellStart"/>
-      <w:proofErr w:type="gramStart"/>
       <w:r>
         <w:t>refreshFlyers</w:t>
       </w:r>
       <w:proofErr w:type="spellEnd"/>
       <w:r>
-        <w:t>(</w:t>
-      </w:r>
-      <w:proofErr w:type="gramEnd"/>
-      <w:r>
-        <w:t xml:space="preserve">) gets the selected stores from </w:t>
+        <w:t xml:space="preserve">() gets the selected stores from </w:t>
       </w:r>
       <w:proofErr w:type="spellStart"/>
       <w:r>
@@ -13432,18 +12439,10 @@
         <w:jc w:val="both"/>
       </w:pPr>
       <w:r>
-        <w:t>SD</w:t>
-      </w:r>
-      <w:proofErr w:type="gramStart"/>
-      <w:r>
-        <w:t xml:space="preserve">05 </w:t>
-      </w:r>
-      <w:r>
-        <w:t>:</w:t>
-      </w:r>
-      <w:proofErr w:type="gramEnd"/>
-      <w:r>
-        <w:t xml:space="preserve"> </w:t>
+        <w:t xml:space="preserve">SD05 </w:t>
+      </w:r>
+      <w:r>
+        <w:t xml:space="preserve">: </w:t>
       </w:r>
       <w:r>
         <w:t xml:space="preserve"> Cook a Recipe: check ingredients, mark cooked, undo</w:t>
@@ -13612,33 +12611,12 @@
         <w:t xml:space="preserve"> and calls </w:t>
       </w:r>
       <w:proofErr w:type="spellStart"/>
-      <w:proofErr w:type="gramStart"/>
       <w:r>
         <w:t>CommandHistory.run</w:t>
       </w:r>
       <w:proofErr w:type="spellEnd"/>
       <w:r>
-        <w:t>(</w:t>
-      </w:r>
-      <w:proofErr w:type="gramEnd"/>
-      <w:r>
-        <w:t xml:space="preserve">). The </w:t>
-      </w:r>
-      <w:proofErr w:type="gramStart"/>
-      <w:r>
-        <w:t>command's</w:t>
-      </w:r>
-      <w:proofErr w:type="gramEnd"/>
-      <w:r>
-        <w:t xml:space="preserve"> </w:t>
-      </w:r>
-      <w:proofErr w:type="gramStart"/>
-      <w:r>
-        <w:t>execute(</w:t>
-      </w:r>
-      <w:proofErr w:type="gramEnd"/>
-      <w:r>
-        <w:t xml:space="preserve">) loops </w:t>
+        <w:t xml:space="preserve">(). The command's execute() loops </w:t>
       </w:r>
       <w:proofErr w:type="spellStart"/>
       <w:r>
@@ -13664,15 +12642,7 @@
       </w:pPr>
       <w:r>
         <w:lastRenderedPageBreak/>
-        <w:t xml:space="preserve">• opt [Undo]: </w:t>
-      </w:r>
-      <w:proofErr w:type="gramStart"/>
-      <w:r>
-        <w:t>undo(</w:t>
-      </w:r>
-      <w:proofErr w:type="gramEnd"/>
-      <w:r>
-        <w:t xml:space="preserve">) goes through </w:t>
+        <w:t xml:space="preserve">• opt [Undo]: undo() goes through </w:t>
       </w:r>
       <w:proofErr w:type="spellStart"/>
       <w:r>
@@ -13704,18 +12674,10 @@
         <w:jc w:val="both"/>
       </w:pPr>
       <w:r>
-        <w:t>SD</w:t>
-      </w:r>
-      <w:proofErr w:type="gramStart"/>
-      <w:r>
-        <w:t xml:space="preserve">06 </w:t>
-      </w:r>
-      <w:r>
-        <w:t>:</w:t>
-      </w:r>
-      <w:proofErr w:type="gramEnd"/>
-      <w:r>
-        <w:t xml:space="preserve"> </w:t>
+        <w:t xml:space="preserve">SD06 </w:t>
+      </w:r>
+      <w:r>
+        <w:t xml:space="preserve">: </w:t>
       </w:r>
       <w:r>
         <w:t xml:space="preserve"> Add Pantry Item and Expiry Alerts</w:t>
@@ -13817,17 +12779,12 @@
         <w:t xml:space="preserve">() and subscribe(this), so everyone shares one hub. Main flow (F03): The user saves the form, and </w:t>
       </w:r>
       <w:proofErr w:type="spellStart"/>
-      <w:proofErr w:type="gramStart"/>
       <w:r>
         <w:t>addPantryItem</w:t>
       </w:r>
       <w:proofErr w:type="spellEnd"/>
       <w:r>
-        <w:t>(</w:t>
-      </w:r>
-      <w:proofErr w:type="gramEnd"/>
-      <w:r>
-        <w:t xml:space="preserve">item, false) calls </w:t>
+        <w:t xml:space="preserve">(item, false) calls </w:t>
       </w:r>
       <w:proofErr w:type="spellStart"/>
       <w:r>
@@ -13864,17 +12821,12 @@
         <w:t xml:space="preserve">• alt [item exists]: The call returns false and the user is asked to merge. On Merge, </w:t>
       </w:r>
       <w:proofErr w:type="spellStart"/>
-      <w:proofErr w:type="gramStart"/>
       <w:r>
         <w:t>addPantryItem</w:t>
       </w:r>
       <w:proofErr w:type="spellEnd"/>
       <w:r>
-        <w:t>(</w:t>
-      </w:r>
-      <w:proofErr w:type="gramEnd"/>
-      <w:r>
-        <w:t xml:space="preserve">item, true) calls </w:t>
+        <w:t xml:space="preserve">(item, true) calls </w:t>
       </w:r>
       <w:proofErr w:type="spellStart"/>
       <w:r>
@@ -13911,17 +12863,12 @@
         <w:t xml:space="preserve">• Main flow (F05): On start and once a day, </w:t>
       </w:r>
       <w:proofErr w:type="spellStart"/>
-      <w:proofErr w:type="gramStart"/>
       <w:r>
         <w:t>checkExpiry</w:t>
       </w:r>
       <w:proofErr w:type="spellEnd"/>
       <w:r>
-        <w:t>(</w:t>
-      </w:r>
-      <w:proofErr w:type="gramEnd"/>
-      <w:r>
-        <w:t xml:space="preserve">) calls </w:t>
+        <w:t xml:space="preserve">() calls </w:t>
       </w:r>
       <w:proofErr w:type="spellStart"/>
       <w:r>
@@ -13949,17 +12896,12 @@
         <w:t xml:space="preserve">() calls </w:t>
       </w:r>
       <w:proofErr w:type="spellStart"/>
-      <w:proofErr w:type="gramStart"/>
       <w:r>
         <w:t>onNotify</w:t>
       </w:r>
       <w:proofErr w:type="spellEnd"/>
       <w:r>
-        <w:t>(</w:t>
-      </w:r>
-      <w:proofErr w:type="gramEnd"/>
-      <w:r>
-        <w:t xml:space="preserve">) on </w:t>
+        <w:t xml:space="preserve">() on </w:t>
       </w:r>
       <w:proofErr w:type="spellStart"/>
       <w:r>
@@ -14339,137 +13281,76 @@
               <w:jc w:val="both"/>
             </w:pPr>
             <w:proofErr w:type="spellStart"/>
-            <w:proofErr w:type="gramStart"/>
             <w:r>
               <w:t>generateRecipe</w:t>
             </w:r>
             <w:proofErr w:type="spellEnd"/>
             <w:r>
-              <w:t>(</w:t>
-            </w:r>
-            <w:proofErr w:type="gramEnd"/>
-            <w:r>
-              <w:t xml:space="preserve">), </w:t>
+              <w:t xml:space="preserve">(), </w:t>
             </w:r>
             <w:proofErr w:type="spellStart"/>
-            <w:proofErr w:type="gramStart"/>
             <w:r>
               <w:t>getTopRated</w:t>
             </w:r>
             <w:proofErr w:type="spellEnd"/>
             <w:r>
-              <w:t>(</w:t>
-            </w:r>
-            <w:proofErr w:type="gramEnd"/>
-            <w:r>
-              <w:t xml:space="preserve">), </w:t>
-            </w:r>
-            <w:proofErr w:type="gramStart"/>
-            <w:r>
-              <w:t>execute(</w:t>
-            </w:r>
-            <w:proofErr w:type="gramEnd"/>
-            <w:r>
-              <w:t xml:space="preserve">), </w:t>
+              <w:t xml:space="preserve">(), execute(), </w:t>
             </w:r>
             <w:proofErr w:type="spellStart"/>
-            <w:proofErr w:type="gramStart"/>
             <w:r>
               <w:t>createNewPrompt</w:t>
             </w:r>
             <w:proofErr w:type="spellEnd"/>
             <w:r>
-              <w:t>(</w:t>
-            </w:r>
-            <w:proofErr w:type="gramEnd"/>
-            <w:r>
-              <w:t xml:space="preserve">), </w:t>
+              <w:t xml:space="preserve">(), </w:t>
             </w:r>
             <w:proofErr w:type="spellStart"/>
-            <w:proofErr w:type="gramStart"/>
             <w:r>
               <w:t>buildTask</w:t>
             </w:r>
             <w:proofErr w:type="spellEnd"/>
             <w:r>
-              <w:t>(</w:t>
-            </w:r>
-            <w:proofErr w:type="gramEnd"/>
-            <w:r>
-              <w:t xml:space="preserve">), </w:t>
+              <w:t xml:space="preserve">(), </w:t>
             </w:r>
             <w:proofErr w:type="spellStart"/>
-            <w:proofErr w:type="gramStart"/>
             <w:r>
               <w:t>buildContext</w:t>
             </w:r>
             <w:proofErr w:type="spellEnd"/>
             <w:r>
-              <w:t>(</w:t>
-            </w:r>
-            <w:proofErr w:type="gramEnd"/>
-            <w:r>
-              <w:t xml:space="preserve">), </w:t>
+              <w:t xml:space="preserve">(), </w:t>
             </w:r>
             <w:proofErr w:type="spellStart"/>
-            <w:proofErr w:type="gramStart"/>
             <w:r>
               <w:t>buildFormat</w:t>
             </w:r>
             <w:proofErr w:type="spellEnd"/>
             <w:r>
-              <w:t>(</w:t>
-            </w:r>
-            <w:proofErr w:type="gramEnd"/>
-            <w:r>
-              <w:t xml:space="preserve">), </w:t>
+              <w:t xml:space="preserve">(), </w:t>
             </w:r>
             <w:proofErr w:type="spellStart"/>
-            <w:proofErr w:type="gramStart"/>
             <w:r>
               <w:t>getPrompt</w:t>
             </w:r>
             <w:proofErr w:type="spellEnd"/>
             <w:r>
-              <w:t>(</w:t>
-            </w:r>
-            <w:proofErr w:type="gramEnd"/>
-            <w:r>
-              <w:t xml:space="preserve">), </w:t>
+              <w:t xml:space="preserve">(), </w:t>
             </w:r>
             <w:proofErr w:type="spellStart"/>
-            <w:proofErr w:type="gramStart"/>
             <w:r>
               <w:t>toText</w:t>
             </w:r>
             <w:proofErr w:type="spellEnd"/>
             <w:r>
-              <w:t>(</w:t>
-            </w:r>
-            <w:proofErr w:type="gramEnd"/>
-            <w:r>
-              <w:t xml:space="preserve">), </w:t>
-            </w:r>
-            <w:proofErr w:type="gramStart"/>
-            <w:r>
-              <w:t>generate(</w:t>
-            </w:r>
-            <w:proofErr w:type="gramEnd"/>
-            <w:r>
-              <w:t xml:space="preserve">), </w:t>
+              <w:t xml:space="preserve">(), generate(), </w:t>
             </w:r>
             <w:proofErr w:type="spellStart"/>
-            <w:proofErr w:type="gramStart"/>
             <w:r>
               <w:t>isAvailable</w:t>
             </w:r>
             <w:proofErr w:type="spellEnd"/>
             <w:r>
-              <w:t>(</w:t>
-            </w:r>
-            <w:proofErr w:type="gramEnd"/>
-            <w:r>
-              <w:t>)</w:t>
+              <w:t>()</w:t>
             </w:r>
           </w:p>
         </w:tc>
@@ -14665,119 +13546,60 @@
               <w:jc w:val="both"/>
             </w:pPr>
             <w:proofErr w:type="spellStart"/>
-            <w:proofErr w:type="gramStart"/>
             <w:r>
               <w:t>addToCart</w:t>
             </w:r>
             <w:proofErr w:type="spellEnd"/>
             <w:r>
-              <w:t>(</w:t>
-            </w:r>
-            <w:proofErr w:type="gramEnd"/>
-            <w:r>
-              <w:t xml:space="preserve">), </w:t>
+              <w:t xml:space="preserve">(), </w:t>
             </w:r>
             <w:proofErr w:type="spellStart"/>
-            <w:proofErr w:type="gramStart"/>
             <w:r>
               <w:t>removeFromCart</w:t>
             </w:r>
             <w:proofErr w:type="spellEnd"/>
             <w:r>
-              <w:t>(</w:t>
-            </w:r>
-            <w:proofErr w:type="gramEnd"/>
-            <w:r>
-              <w:t xml:space="preserve">), </w:t>
+              <w:t xml:space="preserve">(), </w:t>
             </w:r>
             <w:proofErr w:type="spellStart"/>
-            <w:proofErr w:type="gramStart"/>
             <w:r>
               <w:t>getCartItems</w:t>
             </w:r>
             <w:proofErr w:type="spellEnd"/>
             <w:r>
-              <w:t>(</w:t>
-            </w:r>
-            <w:proofErr w:type="gramEnd"/>
-            <w:r>
-              <w:t xml:space="preserve">), </w:t>
-            </w:r>
-            <w:proofErr w:type="gramStart"/>
-            <w:r>
-              <w:t>add(</w:t>
-            </w:r>
-            <w:proofErr w:type="gramEnd"/>
-            <w:r>
-              <w:t xml:space="preserve">), </w:t>
+              <w:t xml:space="preserve">(), add(), </w:t>
             </w:r>
             <w:proofErr w:type="spellStart"/>
-            <w:proofErr w:type="gramStart"/>
             <w:r>
               <w:t>getCurrentFlyers</w:t>
             </w:r>
             <w:proofErr w:type="spellEnd"/>
             <w:r>
-              <w:t>(</w:t>
-            </w:r>
-            <w:proofErr w:type="gramEnd"/>
-            <w:r>
-              <w:t xml:space="preserve">), </w:t>
+              <w:t xml:space="preserve">(), </w:t>
             </w:r>
             <w:proofErr w:type="spellStart"/>
-            <w:proofErr w:type="gramStart"/>
             <w:r>
               <w:t>matchSales</w:t>
             </w:r>
             <w:proofErr w:type="spellEnd"/>
             <w:r>
-              <w:t>(</w:t>
-            </w:r>
-            <w:proofErr w:type="gramEnd"/>
-            <w:r>
-              <w:t xml:space="preserve">), </w:t>
-            </w:r>
-            <w:proofErr w:type="gramStart"/>
-            <w:r>
-              <w:t>generate(</w:t>
-            </w:r>
-            <w:proofErr w:type="gramEnd"/>
-            <w:r>
-              <w:t xml:space="preserve">), </w:t>
+              <w:t xml:space="preserve">(), generate(), </w:t>
             </w:r>
             <w:proofErr w:type="spellStart"/>
-            <w:proofErr w:type="gramStart"/>
             <w:r>
               <w:t>getInstance</w:t>
             </w:r>
             <w:proofErr w:type="spellEnd"/>
             <w:r>
-              <w:t>(</w:t>
-            </w:r>
-            <w:proofErr w:type="gramEnd"/>
-            <w:r>
-              <w:t xml:space="preserve">), </w:t>
-            </w:r>
-            <w:proofErr w:type="gramStart"/>
-            <w:r>
-              <w:t>publish(</w:t>
-            </w:r>
-            <w:proofErr w:type="gramEnd"/>
-            <w:r>
-              <w:t xml:space="preserve">), </w:t>
+              <w:t xml:space="preserve">(), publish(), </w:t>
             </w:r>
             <w:proofErr w:type="spellStart"/>
-            <w:proofErr w:type="gramStart"/>
             <w:r>
               <w:t>onNotify</w:t>
             </w:r>
             <w:proofErr w:type="spellEnd"/>
             <w:r>
-              <w:t>(</w:t>
-            </w:r>
-            <w:proofErr w:type="gramEnd"/>
-            <w:r>
-              <w:t>)</w:t>
+              <w:t>()</w:t>
             </w:r>
           </w:p>
         </w:tc>
@@ -14934,92 +13756,54 @@
               <w:jc w:val="both"/>
             </w:pPr>
             <w:proofErr w:type="spellStart"/>
-            <w:proofErr w:type="gramStart"/>
             <w:r>
               <w:lastRenderedPageBreak/>
               <w:t>addPantryItem</w:t>
             </w:r>
             <w:proofErr w:type="spellEnd"/>
             <w:r>
-              <w:t>(</w:t>
-            </w:r>
-            <w:proofErr w:type="gramEnd"/>
-            <w:r>
-              <w:t xml:space="preserve">), </w:t>
+              <w:t xml:space="preserve">(), </w:t>
             </w:r>
             <w:proofErr w:type="spellStart"/>
-            <w:proofErr w:type="gramStart"/>
             <w:r>
               <w:t>removePantryItem</w:t>
             </w:r>
             <w:proofErr w:type="spellEnd"/>
             <w:r>
-              <w:t>(</w:t>
-            </w:r>
-            <w:proofErr w:type="gramEnd"/>
-            <w:r>
-              <w:t xml:space="preserve">), </w:t>
+              <w:t xml:space="preserve">(), </w:t>
             </w:r>
             <w:proofErr w:type="spellStart"/>
-            <w:proofErr w:type="gramStart"/>
             <w:r>
               <w:lastRenderedPageBreak/>
               <w:t>getPantryItems</w:t>
             </w:r>
             <w:proofErr w:type="spellEnd"/>
             <w:r>
-              <w:t>(</w:t>
-            </w:r>
-            <w:proofErr w:type="gramEnd"/>
-            <w:r>
-              <w:t xml:space="preserve">), </w:t>
+              <w:t xml:space="preserve">(), </w:t>
             </w:r>
             <w:proofErr w:type="spellStart"/>
-            <w:proofErr w:type="gramStart"/>
             <w:r>
               <w:t>findByName</w:t>
             </w:r>
             <w:proofErr w:type="spellEnd"/>
             <w:r>
-              <w:t>(</w:t>
-            </w:r>
-            <w:proofErr w:type="gramEnd"/>
-            <w:r>
-              <w:t xml:space="preserve">), </w:t>
+              <w:t xml:space="preserve">(), </w:t>
             </w:r>
             <w:proofErr w:type="spellStart"/>
-            <w:proofErr w:type="gramStart"/>
             <w:r>
               <w:t>addItem</w:t>
             </w:r>
             <w:proofErr w:type="spellEnd"/>
             <w:r>
-              <w:t>(</w:t>
-            </w:r>
-            <w:proofErr w:type="gramEnd"/>
-            <w:r>
-              <w:t xml:space="preserve">), </w:t>
+              <w:t xml:space="preserve">(), </w:t>
             </w:r>
             <w:proofErr w:type="spellStart"/>
-            <w:proofErr w:type="gramStart"/>
             <w:r>
               <w:t>mergeQuantity</w:t>
             </w:r>
             <w:proofErr w:type="spellEnd"/>
             <w:r>
-              <w:t>(</w:t>
-            </w:r>
-            <w:proofErr w:type="gramEnd"/>
-            <w:r>
-              <w:t xml:space="preserve">), </w:t>
-            </w:r>
-            <w:proofErr w:type="gramStart"/>
-            <w:r>
-              <w:t>save(</w:t>
-            </w:r>
-            <w:proofErr w:type="gramEnd"/>
-            <w:r>
-              <w:t>)</w:t>
+              <w:t>(), save()</w:t>
             </w:r>
           </w:p>
         </w:tc>
@@ -15208,54 +13992,20 @@
               <w:jc w:val="both"/>
             </w:pPr>
             <w:proofErr w:type="spellStart"/>
-            <w:proofErr w:type="gramStart"/>
             <w:r>
               <w:t>updateProfile</w:t>
             </w:r>
             <w:proofErr w:type="spellEnd"/>
             <w:r>
-              <w:t>(</w:t>
-            </w:r>
-            <w:proofErr w:type="gramEnd"/>
-            <w:r>
-              <w:t xml:space="preserve">), </w:t>
-            </w:r>
-            <w:proofErr w:type="gramStart"/>
-            <w:r>
-              <w:t>chat(</w:t>
-            </w:r>
-            <w:proofErr w:type="gramEnd"/>
-            <w:r>
-              <w:t xml:space="preserve">), </w:t>
+              <w:t xml:space="preserve">(), chat(), </w:t>
             </w:r>
             <w:proofErr w:type="spellStart"/>
-            <w:proofErr w:type="gramStart"/>
             <w:r>
               <w:t>getPrompt</w:t>
             </w:r>
             <w:proofErr w:type="spellEnd"/>
             <w:r>
-              <w:t>(</w:t>
-            </w:r>
-            <w:proofErr w:type="gramEnd"/>
-            <w:r>
-              <w:t xml:space="preserve">), </w:t>
-            </w:r>
-            <w:proofErr w:type="gramStart"/>
-            <w:r>
-              <w:t>generate(</w:t>
-            </w:r>
-            <w:proofErr w:type="gramEnd"/>
-            <w:r>
-              <w:t xml:space="preserve">), </w:t>
-            </w:r>
-            <w:proofErr w:type="gramStart"/>
-            <w:r>
-              <w:t>execute(</w:t>
-            </w:r>
-            <w:proofErr w:type="gramEnd"/>
-            <w:r>
-              <w:t>)</w:t>
+              <w:t>(), generate(), execute()</w:t>
             </w:r>
           </w:p>
         </w:tc>
@@ -15411,72 +14161,36 @@
               <w:jc w:val="both"/>
             </w:pPr>
             <w:proofErr w:type="spellStart"/>
-            <w:proofErr w:type="gramStart"/>
             <w:r>
               <w:t>checkExpiry</w:t>
             </w:r>
             <w:proofErr w:type="spellEnd"/>
             <w:r>
-              <w:t>(</w:t>
-            </w:r>
-            <w:proofErr w:type="gramEnd"/>
-            <w:r>
-              <w:t xml:space="preserve">), </w:t>
+              <w:t xml:space="preserve">(), </w:t>
             </w:r>
             <w:proofErr w:type="spellStart"/>
-            <w:proofErr w:type="gramStart"/>
             <w:r>
               <w:t>getExpiringItems</w:t>
             </w:r>
             <w:proofErr w:type="spellEnd"/>
             <w:r>
-              <w:t>(</w:t>
-            </w:r>
-            <w:proofErr w:type="gramEnd"/>
-            <w:r>
-              <w:t xml:space="preserve">), </w:t>
+              <w:t xml:space="preserve">(), </w:t>
             </w:r>
             <w:proofErr w:type="spellStart"/>
-            <w:proofErr w:type="gramStart"/>
             <w:r>
               <w:t>getInstance</w:t>
             </w:r>
             <w:proofErr w:type="spellEnd"/>
             <w:r>
-              <w:t>(</w:t>
-            </w:r>
-            <w:proofErr w:type="gramEnd"/>
-            <w:r>
-              <w:t xml:space="preserve">), </w:t>
-            </w:r>
-            <w:proofErr w:type="gramStart"/>
-            <w:r>
-              <w:t>subscribe(</w:t>
-            </w:r>
-            <w:proofErr w:type="gramEnd"/>
-            <w:r>
-              <w:t xml:space="preserve">), </w:t>
-            </w:r>
-            <w:proofErr w:type="gramStart"/>
-            <w:r>
-              <w:t>publish(</w:t>
-            </w:r>
-            <w:proofErr w:type="gramEnd"/>
-            <w:r>
-              <w:t xml:space="preserve">), </w:t>
+              <w:t xml:space="preserve">(), subscribe(), publish(), </w:t>
             </w:r>
             <w:proofErr w:type="spellStart"/>
-            <w:proofErr w:type="gramStart"/>
             <w:r>
               <w:t>onNotify</w:t>
             </w:r>
             <w:proofErr w:type="spellEnd"/>
             <w:r>
-              <w:t>(</w:t>
-            </w:r>
-            <w:proofErr w:type="gramEnd"/>
-            <w:r>
-              <w:t>)</w:t>
+              <w:t>()</w:t>
             </w:r>
           </w:p>
         </w:tc>
@@ -15640,70 +14354,20 @@
               <w:jc w:val="both"/>
             </w:pPr>
             <w:proofErr w:type="spellStart"/>
-            <w:proofErr w:type="gramStart"/>
             <w:r>
               <w:t>markCooked</w:t>
             </w:r>
             <w:proofErr w:type="spellEnd"/>
             <w:r>
-              <w:t>(</w:t>
-            </w:r>
-            <w:proofErr w:type="gramEnd"/>
-            <w:r>
-              <w:t xml:space="preserve">), </w:t>
-            </w:r>
-            <w:proofErr w:type="gramStart"/>
-            <w:r>
-              <w:t>run(</w:t>
-            </w:r>
-            <w:proofErr w:type="gramEnd"/>
-            <w:r>
-              <w:t xml:space="preserve">), </w:t>
-            </w:r>
-            <w:proofErr w:type="gramStart"/>
-            <w:r>
-              <w:t>execute(</w:t>
-            </w:r>
-            <w:proofErr w:type="gramEnd"/>
-            <w:r>
-              <w:t xml:space="preserve">), </w:t>
-            </w:r>
-            <w:proofErr w:type="gramStart"/>
-            <w:r>
-              <w:t>deduct(</w:t>
-            </w:r>
-            <w:proofErr w:type="gramEnd"/>
-            <w:r>
-              <w:t xml:space="preserve">), </w:t>
+              <w:t xml:space="preserve">(), run(), execute(), deduct(), </w:t>
             </w:r>
             <w:proofErr w:type="spellStart"/>
-            <w:proofErr w:type="gramStart"/>
             <w:r>
               <w:t>recordCooked</w:t>
             </w:r>
             <w:proofErr w:type="spellEnd"/>
             <w:r>
-              <w:t>(</w:t>
-            </w:r>
-            <w:proofErr w:type="gramEnd"/>
-            <w:r>
-              <w:t xml:space="preserve">), </w:t>
-            </w:r>
-            <w:proofErr w:type="gramStart"/>
-            <w:r>
-              <w:t>undo(</w:t>
-            </w:r>
-            <w:proofErr w:type="gramEnd"/>
-            <w:r>
-              <w:t xml:space="preserve">), </w:t>
-            </w:r>
-            <w:proofErr w:type="gramStart"/>
-            <w:r>
-              <w:t>restore(</w:t>
-            </w:r>
-            <w:proofErr w:type="gramEnd"/>
-            <w:r>
-              <w:t>)</w:t>
+              <w:t>(), undo(), restore()</w:t>
             </w:r>
           </w:p>
         </w:tc>
@@ -15879,38 +14543,20 @@
               <w:jc w:val="both"/>
             </w:pPr>
             <w:proofErr w:type="spellStart"/>
-            <w:proofErr w:type="gramStart"/>
             <w:r>
               <w:t>suggestSubstitutes</w:t>
             </w:r>
             <w:proofErr w:type="spellEnd"/>
             <w:r>
-              <w:t>(</w:t>
-            </w:r>
-            <w:proofErr w:type="gramEnd"/>
-            <w:r>
-              <w:t xml:space="preserve">), </w:t>
+              <w:t xml:space="preserve">(), </w:t>
             </w:r>
             <w:proofErr w:type="spellStart"/>
-            <w:proofErr w:type="gramStart"/>
             <w:r>
               <w:t>getPrompt</w:t>
             </w:r>
             <w:proofErr w:type="spellEnd"/>
             <w:r>
-              <w:t>(</w:t>
-            </w:r>
-            <w:proofErr w:type="gramEnd"/>
-            <w:r>
-              <w:t xml:space="preserve">), </w:t>
-            </w:r>
-            <w:proofErr w:type="gramStart"/>
-            <w:r>
-              <w:t>generate(</w:t>
-            </w:r>
-            <w:proofErr w:type="gramEnd"/>
-            <w:r>
-              <w:t>)</w:t>
+              <w:t>(), generate()</w:t>
             </w:r>
           </w:p>
         </w:tc>
@@ -16053,80 +14699,36 @@
               <w:jc w:val="both"/>
             </w:pPr>
             <w:proofErr w:type="spellStart"/>
-            <w:proofErr w:type="gramStart"/>
             <w:r>
               <w:t>saveRecipe</w:t>
             </w:r>
             <w:proofErr w:type="spellEnd"/>
             <w:r>
-              <w:t>(</w:t>
-            </w:r>
-            <w:proofErr w:type="gramEnd"/>
-            <w:r>
-              <w:t xml:space="preserve">), </w:t>
+              <w:t xml:space="preserve">(), </w:t>
             </w:r>
             <w:proofErr w:type="spellStart"/>
-            <w:proofErr w:type="gramStart"/>
             <w:r>
               <w:t>rateRecipe</w:t>
             </w:r>
             <w:proofErr w:type="spellEnd"/>
             <w:r>
-              <w:t>(</w:t>
-            </w:r>
-            <w:proofErr w:type="gramEnd"/>
-            <w:r>
-              <w:t xml:space="preserve">), </w:t>
+              <w:t xml:space="preserve">(), </w:t>
             </w:r>
             <w:proofErr w:type="spellStart"/>
-            <w:proofErr w:type="gramStart"/>
             <w:r>
               <w:t>toggleFavourite</w:t>
             </w:r>
             <w:proofErr w:type="spellEnd"/>
             <w:r>
-              <w:t>(</w:t>
-            </w:r>
-            <w:proofErr w:type="gramEnd"/>
-            <w:r>
-              <w:t xml:space="preserve">), </w:t>
+              <w:t xml:space="preserve">(), </w:t>
             </w:r>
             <w:proofErr w:type="spellStart"/>
-            <w:proofErr w:type="gramStart"/>
             <w:r>
               <w:t>searchHistory</w:t>
             </w:r>
             <w:proofErr w:type="spellEnd"/>
             <w:r>
-              <w:t>(</w:t>
-            </w:r>
-            <w:proofErr w:type="gramEnd"/>
-            <w:r>
-              <w:t xml:space="preserve">), </w:t>
-            </w:r>
-            <w:proofErr w:type="gramStart"/>
-            <w:r>
-              <w:t>save(</w:t>
-            </w:r>
-            <w:proofErr w:type="gramEnd"/>
-            <w:r>
-              <w:t xml:space="preserve">), </w:t>
-            </w:r>
-            <w:proofErr w:type="gramStart"/>
-            <w:r>
-              <w:t>rate(</w:t>
-            </w:r>
-            <w:proofErr w:type="gramEnd"/>
-            <w:r>
-              <w:t xml:space="preserve">), </w:t>
-            </w:r>
-            <w:proofErr w:type="gramStart"/>
-            <w:r>
-              <w:t>search(</w:t>
-            </w:r>
-            <w:proofErr w:type="gramEnd"/>
-            <w:r>
-              <w:t>)</w:t>
+              <w:t>(), save(), rate(), search()</w:t>
             </w:r>
           </w:p>
         </w:tc>
@@ -16329,68 +14931,32 @@
               <w:spacing w:after="160" w:line="278" w:lineRule="auto"/>
               <w:jc w:val="both"/>
             </w:pPr>
-            <w:proofErr w:type="gramStart"/>
-            <w:r>
-              <w:t>chat(</w:t>
-            </w:r>
-            <w:proofErr w:type="gramEnd"/>
-            <w:r>
-              <w:t xml:space="preserve">), </w:t>
+            <w:r>
+              <w:t xml:space="preserve">chat(), </w:t>
             </w:r>
             <w:proofErr w:type="spellStart"/>
-            <w:proofErr w:type="gramStart"/>
             <w:r>
               <w:t>getPrompt</w:t>
             </w:r>
             <w:proofErr w:type="spellEnd"/>
             <w:r>
-              <w:t>(</w:t>
-            </w:r>
-            <w:proofErr w:type="gramEnd"/>
-            <w:r>
-              <w:t xml:space="preserve">), </w:t>
-            </w:r>
-            <w:proofErr w:type="gramStart"/>
-            <w:r>
-              <w:t>generate(</w:t>
-            </w:r>
-            <w:proofErr w:type="gramEnd"/>
-            <w:r>
-              <w:t xml:space="preserve">), </w:t>
+              <w:t xml:space="preserve">(), generate(), </w:t>
             </w:r>
             <w:proofErr w:type="spellStart"/>
-            <w:proofErr w:type="gramStart"/>
             <w:r>
               <w:t>createMessage</w:t>
             </w:r>
             <w:proofErr w:type="spellEnd"/>
             <w:r>
-              <w:t>(</w:t>
-            </w:r>
-            <w:proofErr w:type="gramEnd"/>
-            <w:r>
-              <w:t xml:space="preserve">), </w:t>
+              <w:t xml:space="preserve">(), </w:t>
             </w:r>
             <w:proofErr w:type="spellStart"/>
-            <w:proofErr w:type="gramStart"/>
             <w:r>
               <w:t>hasToolCall</w:t>
             </w:r>
             <w:proofErr w:type="spellEnd"/>
             <w:r>
-              <w:t>(</w:t>
-            </w:r>
-            <w:proofErr w:type="gramEnd"/>
-            <w:r>
-              <w:t xml:space="preserve">), </w:t>
-            </w:r>
-            <w:proofErr w:type="gramStart"/>
-            <w:r>
-              <w:t>execute(</w:t>
-            </w:r>
-            <w:proofErr w:type="gramEnd"/>
-            <w:r>
-              <w:t>)</w:t>
+              <w:t>(), execute()</w:t>
             </w:r>
           </w:p>
         </w:tc>
@@ -16582,134 +15148,70 @@
               <w:jc w:val="both"/>
             </w:pPr>
             <w:proofErr w:type="spellStart"/>
-            <w:proofErr w:type="gramStart"/>
             <w:r>
               <w:lastRenderedPageBreak/>
               <w:t>refreshFlyers</w:t>
             </w:r>
             <w:proofErr w:type="spellEnd"/>
             <w:r>
-              <w:t>(</w:t>
-            </w:r>
-            <w:proofErr w:type="gramEnd"/>
-            <w:r>
-              <w:t xml:space="preserve">), </w:t>
+              <w:t xml:space="preserve">(), </w:t>
             </w:r>
             <w:proofErr w:type="spellStart"/>
-            <w:proofErr w:type="gramStart"/>
             <w:r>
               <w:t>getFlyers</w:t>
             </w:r>
             <w:proofErr w:type="spellEnd"/>
             <w:r>
-              <w:t>(</w:t>
-            </w:r>
-            <w:proofErr w:type="gramEnd"/>
-            <w:r>
-              <w:t xml:space="preserve">), </w:t>
+              <w:t xml:space="preserve">(), </w:t>
             </w:r>
             <w:proofErr w:type="spellStart"/>
-            <w:proofErr w:type="gramStart"/>
             <w:r>
               <w:t>uploadFlyer</w:t>
             </w:r>
             <w:proofErr w:type="spellEnd"/>
             <w:r>
-              <w:t>(</w:t>
-            </w:r>
-            <w:proofErr w:type="gramEnd"/>
-            <w:r>
-              <w:t xml:space="preserve">), </w:t>
+              <w:t xml:space="preserve">(), </w:t>
             </w:r>
             <w:proofErr w:type="spellStart"/>
-            <w:proofErr w:type="gramStart"/>
             <w:r>
               <w:t>setSource</w:t>
             </w:r>
             <w:proofErr w:type="spellEnd"/>
             <w:r>
-              <w:t>(</w:t>
-            </w:r>
-            <w:proofErr w:type="gramEnd"/>
-            <w:r>
-              <w:t xml:space="preserve">), </w:t>
+              <w:t xml:space="preserve">(), </w:t>
             </w:r>
             <w:proofErr w:type="spellStart"/>
-            <w:proofErr w:type="gramStart"/>
             <w:r>
               <w:lastRenderedPageBreak/>
               <w:t>getStores</w:t>
             </w:r>
             <w:proofErr w:type="spellEnd"/>
             <w:r>
-              <w:t>(</w:t>
-            </w:r>
-            <w:proofErr w:type="gramEnd"/>
-            <w:r>
-              <w:t xml:space="preserve">), </w:t>
+              <w:t xml:space="preserve">(), </w:t>
             </w:r>
             <w:proofErr w:type="spellStart"/>
-            <w:proofErr w:type="gramStart"/>
             <w:r>
               <w:t>fetchRaw</w:t>
             </w:r>
             <w:proofErr w:type="spellEnd"/>
             <w:r>
-              <w:t>(</w:t>
-            </w:r>
-            <w:proofErr w:type="gramEnd"/>
-            <w:r>
-              <w:t xml:space="preserve">), </w:t>
-            </w:r>
-            <w:proofErr w:type="gramStart"/>
-            <w:r>
-              <w:t>fetch(</w:t>
-            </w:r>
-            <w:proofErr w:type="gramEnd"/>
-            <w:r>
-              <w:t xml:space="preserve">), </w:t>
+              <w:t xml:space="preserve">(), fetch(), </w:t>
             </w:r>
             <w:proofErr w:type="spellStart"/>
-            <w:proofErr w:type="gramStart"/>
             <w:r>
               <w:t>extractFlyer</w:t>
             </w:r>
             <w:proofErr w:type="spellEnd"/>
             <w:r>
-              <w:t>(</w:t>
-            </w:r>
-            <w:proofErr w:type="gramEnd"/>
-            <w:r>
-              <w:t xml:space="preserve">), </w:t>
+              <w:t xml:space="preserve">(), </w:t>
             </w:r>
             <w:proofErr w:type="spellStart"/>
-            <w:proofErr w:type="gramStart"/>
             <w:r>
               <w:t>getPrompt</w:t>
             </w:r>
             <w:proofErr w:type="spellEnd"/>
             <w:r>
-              <w:t>(</w:t>
-            </w:r>
-            <w:proofErr w:type="gramEnd"/>
-            <w:r>
-              <w:t xml:space="preserve">), </w:t>
-            </w:r>
-            <w:proofErr w:type="gramStart"/>
-            <w:r>
-              <w:t>generate(</w:t>
-            </w:r>
-            <w:proofErr w:type="gramEnd"/>
-            <w:r>
-              <w:t xml:space="preserve">), </w:t>
-            </w:r>
-            <w:proofErr w:type="gramStart"/>
-            <w:r>
-              <w:t>save(</w:t>
-            </w:r>
-            <w:proofErr w:type="gramEnd"/>
-            <w:r>
-              <w:t>)</w:t>
+              <w:t>(), generate(), save()</w:t>
             </w:r>
           </w:p>
         </w:tc>
@@ -16890,77 +15392,44 @@
               <w:jc w:val="both"/>
             </w:pPr>
             <w:proofErr w:type="spellStart"/>
-            <w:proofErr w:type="gramStart"/>
             <w:r>
               <w:t>checkIngredients</w:t>
             </w:r>
             <w:proofErr w:type="spellEnd"/>
             <w:r>
-              <w:t>(</w:t>
-            </w:r>
-            <w:proofErr w:type="gramEnd"/>
-            <w:r>
-              <w:t xml:space="preserve">), </w:t>
+              <w:t xml:space="preserve">(), </w:t>
             </w:r>
             <w:proofErr w:type="spellStart"/>
-            <w:proofErr w:type="gramStart"/>
             <w:r>
               <w:t>checkRecipe</w:t>
             </w:r>
             <w:proofErr w:type="spellEnd"/>
             <w:r>
-              <w:t>(</w:t>
-            </w:r>
-            <w:proofErr w:type="gramEnd"/>
-            <w:r>
-              <w:t xml:space="preserve">), </w:t>
+              <w:t xml:space="preserve">(), </w:t>
             </w:r>
             <w:proofErr w:type="spellStart"/>
-            <w:proofErr w:type="gramStart"/>
             <w:r>
               <w:t>matchNames</w:t>
             </w:r>
             <w:proofErr w:type="spellEnd"/>
             <w:r>
-              <w:t>(</w:t>
-            </w:r>
-            <w:proofErr w:type="gramEnd"/>
-            <w:r>
-              <w:t xml:space="preserve">), </w:t>
+              <w:t xml:space="preserve">(), </w:t>
             </w:r>
             <w:proofErr w:type="spellStart"/>
-            <w:proofErr w:type="gramStart"/>
             <w:r>
               <w:t>getPrompt</w:t>
             </w:r>
             <w:proofErr w:type="spellEnd"/>
             <w:r>
-              <w:t>(</w:t>
-            </w:r>
-            <w:proofErr w:type="gramEnd"/>
-            <w:r>
-              <w:t xml:space="preserve">), </w:t>
-            </w:r>
-            <w:proofErr w:type="gramStart"/>
-            <w:r>
-              <w:t>generate(</w:t>
-            </w:r>
-            <w:proofErr w:type="gramEnd"/>
-            <w:r>
-              <w:t xml:space="preserve">), </w:t>
+              <w:t xml:space="preserve">(), generate(), </w:t>
             </w:r>
             <w:proofErr w:type="spellStart"/>
-            <w:proofErr w:type="gramStart"/>
             <w:r>
               <w:t>addToCart</w:t>
             </w:r>
             <w:proofErr w:type="spellEnd"/>
             <w:r>
-              <w:t>(</w:t>
-            </w:r>
-            <w:proofErr w:type="gramEnd"/>
-            <w:r>
-              <w:t>)</w:t>
+              <w:t>()</w:t>
             </w:r>
           </w:p>
         </w:tc>
@@ -17089,15 +15558,7 @@
       </w:r>
       <w:proofErr w:type="spellEnd"/>
       <w:r>
-        <w:t xml:space="preserve"> (Builder), and calls </w:t>
-      </w:r>
-      <w:proofErr w:type="gramStart"/>
-      <w:r>
-        <w:t>generate(</w:t>
-      </w:r>
-      <w:proofErr w:type="gramEnd"/>
-      <w:r>
-        <w:t xml:space="preserve">) on </w:t>
+        <w:t xml:space="preserve"> (Builder), and calls generate() on </w:t>
       </w:r>
       <w:proofErr w:type="spellStart"/>
       <w:r>
@@ -17293,15 +15754,7 @@
         <w:t xml:space="preserve">: </w:t>
       </w:r>
       <w:r>
-        <w:t xml:space="preserve">sends the prompt to </w:t>
-      </w:r>
-      <w:proofErr w:type="gramStart"/>
-      <w:r>
-        <w:t>the LLM</w:t>
-      </w:r>
-      <w:proofErr w:type="gramEnd"/>
-      <w:r>
-        <w:t>.</w:t>
+        <w:t>sends the prompt to the LLM.</w:t>
       </w:r>
     </w:p>
     <w:p>
@@ -17607,12 +16060,10 @@
         <w:jc w:val="both"/>
       </w:pPr>
       <w:proofErr w:type="spellStart"/>
-      <w:proofErr w:type="gramStart"/>
       <w:r>
         <w:t>FlyerService</w:t>
       </w:r>
       <w:proofErr w:type="spellEnd"/>
-      <w:proofErr w:type="gramEnd"/>
       <w:r>
         <w:t xml:space="preserve">, Flyer, </w:t>
       </w:r>
@@ -17695,17 +16146,12 @@
         <w:t xml:space="preserve">(), </w:t>
       </w:r>
       <w:proofErr w:type="spellStart"/>
-      <w:proofErr w:type="gramStart"/>
       <w:r>
         <w:t>ShoppingCart.add</w:t>
       </w:r>
       <w:proofErr w:type="spellEnd"/>
       <w:r>
-        <w:t>(</w:t>
-      </w:r>
-      <w:proofErr w:type="gramEnd"/>
-      <w:r>
-        <w:t xml:space="preserve">), </w:t>
+        <w:t xml:space="preserve">(), </w:t>
       </w:r>
       <w:proofErr w:type="spellStart"/>
       <w:r>
@@ -17764,17 +16210,12 @@
         <w:t xml:space="preserve">(), which stores it with </w:t>
       </w:r>
       <w:proofErr w:type="spellStart"/>
-      <w:proofErr w:type="gramStart"/>
       <w:r>
         <w:t>ShoppingCart.add</w:t>
       </w:r>
       <w:proofErr w:type="spellEnd"/>
       <w:r>
-        <w:t>(</w:t>
-      </w:r>
-      <w:proofErr w:type="gramEnd"/>
-      <w:r>
-        <w:t xml:space="preserve">). The controller then gets this week's flyers from </w:t>
+        <w:t xml:space="preserve">(). The controller then gets this week's flyers from </w:t>
       </w:r>
       <w:proofErr w:type="spellStart"/>
       <w:r>
@@ -17809,17 +16250,12 @@
         <w:t xml:space="preserve">(), which calls </w:t>
       </w:r>
       <w:proofErr w:type="spellStart"/>
-      <w:proofErr w:type="gramStart"/>
       <w:r>
         <w:t>onNotify</w:t>
       </w:r>
       <w:proofErr w:type="spellEnd"/>
       <w:r>
-        <w:t>(</w:t>
-      </w:r>
-      <w:proofErr w:type="gramEnd"/>
-      <w:r>
-        <w:t xml:space="preserve">) on both </w:t>
+        <w:t xml:space="preserve">() on both </w:t>
       </w:r>
       <w:proofErr w:type="spellStart"/>
       <w:r>
@@ -18066,15 +16502,7 @@
       </w:r>
       <w:proofErr w:type="spellEnd"/>
       <w:r>
-        <w:t xml:space="preserve">() adds the item; if it already exists, the method returns false, the user is asked whether to merge, and a second call with merge = </w:t>
-      </w:r>
-      <w:proofErr w:type="gramStart"/>
-      <w:r>
-        <w:t>true</w:t>
-      </w:r>
-      <w:proofErr w:type="gramEnd"/>
-      <w:r>
-        <w:t xml:space="preserve"> makes </w:t>
+        <w:t xml:space="preserve">() adds the item; if it already exists, the method returns false, the user is asked whether to merge, and a second call with merge = true makes </w:t>
       </w:r>
       <w:proofErr w:type="spellStart"/>
       <w:r>
@@ -18166,15 +16594,7 @@
         <w:t xml:space="preserve">: </w:t>
       </w:r>
       <w:r>
-        <w:t xml:space="preserve">saves the </w:t>
-      </w:r>
-      <w:proofErr w:type="gramStart"/>
-      <w:r>
-        <w:t>form, or</w:t>
-      </w:r>
-      <w:proofErr w:type="gramEnd"/>
-      <w:r>
-        <w:t xml:space="preserve"> starts the chat.</w:t>
+        <w:t>saves the form, or starts the chat.</w:t>
       </w:r>
     </w:p>
     <w:p>
@@ -18242,15 +16662,7 @@
         <w:t xml:space="preserve">: </w:t>
       </w:r>
       <w:r>
-        <w:t xml:space="preserve">the </w:t>
-      </w:r>
-      <w:proofErr w:type="gramStart"/>
-      <w:r>
-        <w:t>saved preferences</w:t>
-      </w:r>
-      <w:proofErr w:type="gramEnd"/>
-      <w:r>
-        <w:t>.</w:t>
+        <w:t>the saved preferences.</w:t>
       </w:r>
     </w:p>
     <w:p>
@@ -18437,15 +16849,7 @@
         <w:t xml:space="preserve">: </w:t>
       </w:r>
       <w:r>
-        <w:t xml:space="preserve">runs the check on start and once a </w:t>
-      </w:r>
-      <w:proofErr w:type="gramStart"/>
-      <w:r>
-        <w:t>day, and</w:t>
-      </w:r>
-      <w:proofErr w:type="gramEnd"/>
-      <w:r>
-        <w:t xml:space="preserve"> shows the alerts.</w:t>
+        <w:t>runs the check on start and once a day, and shows the alerts.</w:t>
       </w:r>
     </w:p>
     <w:p>
@@ -18497,12 +16901,10 @@
         <w:jc w:val="both"/>
       </w:pPr>
       <w:proofErr w:type="spellStart"/>
-      <w:proofErr w:type="gramStart"/>
       <w:r>
         <w:t>PantryManager</w:t>
       </w:r>
       <w:proofErr w:type="spellEnd"/>
-      <w:proofErr w:type="gramEnd"/>
       <w:r>
         <w:t xml:space="preserve">, </w:t>
       </w:r>
@@ -18515,15 +16917,7 @@
         <w:t xml:space="preserve">: </w:t>
       </w:r>
       <w:r>
-        <w:t xml:space="preserve">provide the </w:t>
-      </w:r>
-      <w:proofErr w:type="gramStart"/>
-      <w:r>
-        <w:t>best-before</w:t>
-      </w:r>
-      <w:proofErr w:type="gramEnd"/>
-      <w:r>
-        <w:t xml:space="preserve"> dates.</w:t>
+        <w:t>provide the best-before dates.</w:t>
       </w:r>
     </w:p>
     <w:p>
@@ -18610,15 +17004,7 @@
         <w:jc w:val="both"/>
       </w:pPr>
       <w:r>
-        <w:t>Execution</w:t>
-      </w:r>
-      <w:proofErr w:type="gramStart"/>
-      <w:r>
-        <w:t>: On start and once</w:t>
-      </w:r>
-      <w:proofErr w:type="gramEnd"/>
-      <w:r>
-        <w:t xml:space="preserve"> a day, </w:t>
+        <w:t xml:space="preserve">Execution: On start and once a day, </w:t>
       </w:r>
       <w:proofErr w:type="spellStart"/>
       <w:r>
@@ -18645,17 +17031,12 @@
         <w:t xml:space="preserve">(3), which uses each item's </w:t>
       </w:r>
       <w:proofErr w:type="spellStart"/>
-      <w:proofErr w:type="gramStart"/>
       <w:r>
         <w:t>daysUntilExpiry</w:t>
       </w:r>
       <w:proofErr w:type="spellEnd"/>
       <w:r>
-        <w:t>(</w:t>
-      </w:r>
-      <w:proofErr w:type="gramEnd"/>
-      <w:r>
-        <w:t xml:space="preserve">). For each expiring item, the controller creates an expiry Notification and calls </w:t>
+        <w:t xml:space="preserve">(). For each expiring item, the controller creates an expiry Notification and calls </w:t>
       </w:r>
       <w:proofErr w:type="spellStart"/>
       <w:r>
@@ -18666,17 +17047,12 @@
         <w:t xml:space="preserve">(), which calls </w:t>
       </w:r>
       <w:proofErr w:type="spellStart"/>
-      <w:proofErr w:type="gramStart"/>
       <w:r>
         <w:t>onNotify</w:t>
       </w:r>
       <w:proofErr w:type="spellEnd"/>
       <w:r>
-        <w:t>(</w:t>
-      </w:r>
-      <w:proofErr w:type="gramEnd"/>
-      <w:r>
-        <w:t xml:space="preserve">) on </w:t>
+        <w:t xml:space="preserve">() on </w:t>
       </w:r>
       <w:proofErr w:type="spellStart"/>
       <w:r>
@@ -18862,13 +17238,8 @@
       <w:r>
         <w:t xml:space="preserve">: </w:t>
       </w:r>
-      <w:proofErr w:type="gramStart"/>
-      <w:r>
-        <w:t>deducts</w:t>
-      </w:r>
-      <w:proofErr w:type="gramEnd"/>
-      <w:r>
-        <w:t xml:space="preserve"> the ingredients and remembers the old quantities.</w:t>
+      <w:r>
+        <w:t>deducts the ingredients and remembers the old quantities.</w:t>
       </w:r>
     </w:p>
     <w:p>
@@ -18927,17 +17298,12 @@
         <w:t xml:space="preserve">(), </w:t>
       </w:r>
       <w:proofErr w:type="spellStart"/>
-      <w:proofErr w:type="gramStart"/>
       <w:r>
         <w:t>CommandHistory.run</w:t>
       </w:r>
       <w:proofErr w:type="spellEnd"/>
       <w:r>
-        <w:t>(</w:t>
-      </w:r>
-      <w:proofErr w:type="gramEnd"/>
-      <w:r>
-        <w:t xml:space="preserve">), </w:t>
+        <w:t xml:space="preserve">(), </w:t>
       </w:r>
       <w:proofErr w:type="spellStart"/>
       <w:r>
@@ -19038,33 +17404,12 @@
         <w:t xml:space="preserve"> and passes it to </w:t>
       </w:r>
       <w:proofErr w:type="spellStart"/>
-      <w:proofErr w:type="gramStart"/>
       <w:r>
         <w:t>CommandHistory.run</w:t>
       </w:r>
       <w:proofErr w:type="spellEnd"/>
       <w:r>
-        <w:t>(</w:t>
-      </w:r>
-      <w:proofErr w:type="gramEnd"/>
-      <w:r>
-        <w:t xml:space="preserve">), which calls </w:t>
-      </w:r>
-      <w:proofErr w:type="gramStart"/>
-      <w:r>
-        <w:t>execute(</w:t>
-      </w:r>
-      <w:proofErr w:type="gramEnd"/>
-      <w:r>
-        <w:t xml:space="preserve">). The command </w:t>
-      </w:r>
-      <w:proofErr w:type="gramStart"/>
-      <w:r>
-        <w:t>calls</w:t>
-      </w:r>
-      <w:proofErr w:type="gramEnd"/>
-      <w:r>
-        <w:t xml:space="preserve"> </w:t>
+        <w:t xml:space="preserve">(), which calls execute(). The command calls </w:t>
       </w:r>
       <w:proofErr w:type="spellStart"/>
       <w:r>
@@ -19106,15 +17451,7 @@
       </w:r>
       <w:proofErr w:type="spellEnd"/>
       <w:r>
-        <w:t xml:space="preserve">(), which calls the command's </w:t>
-      </w:r>
-      <w:proofErr w:type="gramStart"/>
-      <w:r>
-        <w:t>undo(</w:t>
-      </w:r>
-      <w:proofErr w:type="gramEnd"/>
-      <w:r>
-        <w:t xml:space="preserve">), and </w:t>
+        <w:t xml:space="preserve">(), which calls the command's undo(), and </w:t>
       </w:r>
       <w:proofErr w:type="spellStart"/>
       <w:r>
@@ -19236,15 +17573,7 @@
         <w:t xml:space="preserve">: </w:t>
       </w:r>
       <w:r>
-        <w:t xml:space="preserve">ask </w:t>
-      </w:r>
-      <w:proofErr w:type="gramStart"/>
-      <w:r>
-        <w:t>the LLM</w:t>
-      </w:r>
-      <w:proofErr w:type="gramEnd"/>
-      <w:r>
-        <w:t xml:space="preserve"> for substitutes.</w:t>
+        <w:t>ask the LLM for substitutes.</w:t>
       </w:r>
     </w:p>
     <w:p>
@@ -19505,43 +17834,28 @@
         <w:t xml:space="preserve">(), </w:t>
       </w:r>
       <w:proofErr w:type="spellStart"/>
-      <w:proofErr w:type="gramStart"/>
       <w:r>
         <w:t>rateRecipe</w:t>
       </w:r>
       <w:proofErr w:type="spellEnd"/>
       <w:r>
-        <w:t>(</w:t>
-      </w:r>
-      <w:proofErr w:type="gramEnd"/>
-      <w:r>
-        <w:t xml:space="preserve">), </w:t>
-      </w:r>
-      <w:proofErr w:type="spellStart"/>
-      <w:proofErr w:type="gramStart"/>
+        <w:t xml:space="preserve">(), </w:t>
+      </w:r>
+      <w:proofErr w:type="spellStart"/>
       <w:r>
         <w:t>toggleFavourite</w:t>
       </w:r>
       <w:proofErr w:type="spellEnd"/>
       <w:r>
-        <w:t>(</w:t>
-      </w:r>
-      <w:proofErr w:type="gramEnd"/>
-      <w:r>
-        <w:t xml:space="preserve">), </w:t>
-      </w:r>
-      <w:proofErr w:type="spellStart"/>
-      <w:proofErr w:type="gramStart"/>
+        <w:t xml:space="preserve">(), </w:t>
+      </w:r>
+      <w:proofErr w:type="spellStart"/>
       <w:r>
         <w:t>searchHistory</w:t>
       </w:r>
       <w:proofErr w:type="spellEnd"/>
       <w:r>
-        <w:t>(</w:t>
-      </w:r>
-      <w:proofErr w:type="gramEnd"/>
-      <w:r>
-        <w:t xml:space="preserve">); </w:t>
+        <w:t xml:space="preserve">(); </w:t>
       </w:r>
       <w:proofErr w:type="spellStart"/>
       <w:r>
@@ -19549,49 +17863,23 @@
       </w:r>
       <w:proofErr w:type="spellEnd"/>
       <w:r>
-        <w:t xml:space="preserve">(), </w:t>
-      </w:r>
-      <w:proofErr w:type="gramStart"/>
-      <w:r>
-        <w:t>rate(</w:t>
-      </w:r>
-      <w:proofErr w:type="gramEnd"/>
-      <w:r>
-        <w:t xml:space="preserve">), </w:t>
-      </w:r>
-      <w:proofErr w:type="spellStart"/>
-      <w:proofErr w:type="gramStart"/>
+        <w:t xml:space="preserve">(), rate(), </w:t>
+      </w:r>
+      <w:proofErr w:type="spellStart"/>
       <w:r>
         <w:t>toggleFavourite</w:t>
       </w:r>
       <w:proofErr w:type="spellEnd"/>
       <w:r>
-        <w:t>(</w:t>
-      </w:r>
-      <w:proofErr w:type="gramEnd"/>
-      <w:r>
-        <w:t xml:space="preserve">), </w:t>
-      </w:r>
-      <w:proofErr w:type="gramStart"/>
-      <w:r>
-        <w:t>search(</w:t>
-      </w:r>
-      <w:proofErr w:type="gramEnd"/>
-      <w:r>
-        <w:t xml:space="preserve">), </w:t>
-      </w:r>
-      <w:proofErr w:type="spellStart"/>
-      <w:proofErr w:type="gramStart"/>
+        <w:t xml:space="preserve">(), search(), </w:t>
+      </w:r>
+      <w:proofErr w:type="spellStart"/>
       <w:r>
         <w:t>getTopRated</w:t>
       </w:r>
       <w:proofErr w:type="spellEnd"/>
       <w:r>
-        <w:t>(</w:t>
-      </w:r>
-      <w:proofErr w:type="gramEnd"/>
-      <w:r>
-        <w:t>)</w:t>
+        <w:t>()</w:t>
       </w:r>
     </w:p>
     <w:p>
@@ -19618,106 +17906,52 @@
         <w:t xml:space="preserve"> method: </w:t>
       </w:r>
       <w:proofErr w:type="spellStart"/>
-      <w:proofErr w:type="gramStart"/>
       <w:r>
         <w:t>saveRecipe</w:t>
       </w:r>
       <w:proofErr w:type="spellEnd"/>
       <w:r>
-        <w:t>(</w:t>
-      </w:r>
-      <w:proofErr w:type="gramEnd"/>
-      <w:r>
-        <w:t xml:space="preserve">) calls </w:t>
-      </w:r>
-      <w:proofErr w:type="gramStart"/>
-      <w:r>
-        <w:t>save(</w:t>
-      </w:r>
-      <w:proofErr w:type="gramEnd"/>
-      <w:r>
-        <w:t xml:space="preserve">), </w:t>
-      </w:r>
-      <w:proofErr w:type="spellStart"/>
-      <w:proofErr w:type="gramStart"/>
+        <w:t xml:space="preserve">() calls save(), </w:t>
+      </w:r>
+      <w:proofErr w:type="spellStart"/>
       <w:r>
         <w:t>rateRecipe</w:t>
       </w:r>
       <w:proofErr w:type="spellEnd"/>
       <w:r>
-        <w:t>(</w:t>
-      </w:r>
-      <w:proofErr w:type="gramEnd"/>
-      <w:r>
-        <w:t xml:space="preserve">) calls </w:t>
-      </w:r>
-      <w:proofErr w:type="gramStart"/>
-      <w:r>
-        <w:t>rate(</w:t>
-      </w:r>
-      <w:proofErr w:type="gramEnd"/>
-      <w:r>
-        <w:t xml:space="preserve">), </w:t>
-      </w:r>
-      <w:proofErr w:type="spellStart"/>
-      <w:proofErr w:type="gramStart"/>
+        <w:t xml:space="preserve">() calls rate(), </w:t>
+      </w:r>
+      <w:proofErr w:type="spellStart"/>
       <w:r>
         <w:t>toggleFavourite</w:t>
       </w:r>
       <w:proofErr w:type="spellEnd"/>
       <w:r>
-        <w:t>(</w:t>
-      </w:r>
-      <w:proofErr w:type="gramEnd"/>
-      <w:r>
-        <w:t xml:space="preserve">) calls </w:t>
-      </w:r>
-      <w:proofErr w:type="spellStart"/>
-      <w:proofErr w:type="gramStart"/>
+        <w:t xml:space="preserve">() calls </w:t>
+      </w:r>
+      <w:proofErr w:type="spellStart"/>
       <w:r>
         <w:t>toggleFavourite</w:t>
       </w:r>
       <w:proofErr w:type="spellEnd"/>
       <w:r>
-        <w:t>(</w:t>
-      </w:r>
-      <w:proofErr w:type="gramEnd"/>
-      <w:r>
-        <w:t xml:space="preserve">), and </w:t>
-      </w:r>
-      <w:proofErr w:type="spellStart"/>
-      <w:proofErr w:type="gramStart"/>
+        <w:t xml:space="preserve">(), and </w:t>
+      </w:r>
+      <w:proofErr w:type="spellStart"/>
       <w:r>
         <w:t>searchHistory</w:t>
       </w:r>
       <w:proofErr w:type="spellEnd"/>
       <w:r>
-        <w:t>(</w:t>
-      </w:r>
-      <w:proofErr w:type="gramEnd"/>
-      <w:r>
-        <w:t xml:space="preserve">) calls </w:t>
-      </w:r>
-      <w:proofErr w:type="gramStart"/>
-      <w:r>
-        <w:t>search(</w:t>
-      </w:r>
-      <w:proofErr w:type="gramEnd"/>
-      <w:r>
-        <w:t xml:space="preserve">) and returns the matching recipes. The ratings feed back into F01: </w:t>
-      </w:r>
-      <w:proofErr w:type="spellStart"/>
-      <w:proofErr w:type="gramStart"/>
+        <w:t xml:space="preserve">() calls search() and returns the matching recipes. The ratings feed back into F01: </w:t>
+      </w:r>
+      <w:proofErr w:type="spellStart"/>
       <w:r>
         <w:t>generateRecipe</w:t>
       </w:r>
       <w:proofErr w:type="spellEnd"/>
       <w:r>
-        <w:t>(</w:t>
-      </w:r>
-      <w:proofErr w:type="gramEnd"/>
-      <w:r>
-        <w:t xml:space="preserve">) calls </w:t>
+        <w:t xml:space="preserve">() calls </w:t>
       </w:r>
       <w:proofErr w:type="spellStart"/>
       <w:r>
@@ -20020,15 +18254,7 @@
       </w:r>
       <w:proofErr w:type="spellEnd"/>
       <w:r>
-        <w:t xml:space="preserve">(), which </w:t>
-      </w:r>
-      <w:proofErr w:type="gramStart"/>
-      <w:r>
-        <w:t>calls</w:t>
-      </w:r>
-      <w:proofErr w:type="gramEnd"/>
-      <w:r>
-        <w:t xml:space="preserve"> </w:t>
+        <w:t xml:space="preserve">(), which calls </w:t>
       </w:r>
       <w:proofErr w:type="spellStart"/>
       <w:r>
@@ -20076,23 +18302,7 @@
       </w:r>
       <w:proofErr w:type="spellEnd"/>
       <w:r>
-        <w:t xml:space="preserve">), calls </w:t>
-      </w:r>
-      <w:proofErr w:type="gramStart"/>
-      <w:r>
-        <w:t>its</w:t>
-      </w:r>
-      <w:proofErr w:type="gramEnd"/>
-      <w:r>
-        <w:t xml:space="preserve"> </w:t>
-      </w:r>
-      <w:proofErr w:type="gramStart"/>
-      <w:r>
-        <w:t>execute(</w:t>
-      </w:r>
-      <w:proofErr w:type="gramEnd"/>
-      <w:r>
-        <w:t>) method, and sends the result back to the LLM. This loop repeats until the LLM returns a final answer or 5 tool calls are reached, and the answer is shown in the chat panel.</w:t>
+        <w:t>), calls its execute() method, and sends the result back to the LLM. This loop repeats until the LLM returns a final answer or 5 tool calls are reached, and the answer is shown in the chat panel.</w:t>
       </w:r>
     </w:p>
     <w:p>
@@ -20200,12 +18410,10 @@
         <w:jc w:val="both"/>
       </w:pPr>
       <w:proofErr w:type="spellStart"/>
-      <w:proofErr w:type="gramStart"/>
       <w:r>
         <w:t>FlyerService</w:t>
       </w:r>
       <w:proofErr w:type="spellEnd"/>
-      <w:proofErr w:type="gramEnd"/>
       <w:r>
         <w:t xml:space="preserve">: </w:t>
       </w:r>
@@ -20428,15 +18636,7 @@
       </w:r>
       <w:proofErr w:type="spellEnd"/>
       <w:r>
-        <w:t xml:space="preserve">(), which calls </w:t>
-      </w:r>
-      <w:proofErr w:type="gramStart"/>
-      <w:r>
-        <w:t>fetch(</w:t>
-      </w:r>
-      <w:proofErr w:type="gramEnd"/>
-      <w:r>
-        <w:t xml:space="preserve">) on that store's source without knowing its type. The raw text goes to </w:t>
+        <w:t xml:space="preserve">(), which calls fetch() on that store's source without knowing its type. The raw text goes to </w:t>
       </w:r>
       <w:proofErr w:type="spellStart"/>
       <w:r>
@@ -20515,7 +18715,6 @@
       <w:r>
         <w:t xml:space="preserve">: </w:t>
       </w:r>
-      <w:proofErr w:type="gramStart"/>
       <w:r>
         <w:t xml:space="preserve">the </w:t>
       </w:r>
@@ -20524,15 +18723,7 @@
           <w:i/>
           <w:iCs/>
         </w:rPr>
-        <w:t>Cook</w:t>
-      </w:r>
-      <w:proofErr w:type="gramEnd"/>
-      <w:r>
-        <w:rPr>
-          <w:i/>
-          <w:iCs/>
-        </w:rPr>
-        <w:t xml:space="preserve"> This</w:t>
+        <w:t>Cook This</w:t>
       </w:r>
       <w:r>
         <w:t xml:space="preserve"> and </w:t>
@@ -20577,12 +18768,10 @@
         <w:jc w:val="both"/>
       </w:pPr>
       <w:proofErr w:type="spellStart"/>
-      <w:proofErr w:type="gramStart"/>
       <w:r>
         <w:t>PantryManager</w:t>
       </w:r>
       <w:proofErr w:type="spellEnd"/>
-      <w:proofErr w:type="gramEnd"/>
       <w:r>
         <w:t xml:space="preserve">: </w:t>
       </w:r>
@@ -20606,13 +18795,8 @@
       <w:r>
         <w:t xml:space="preserve">: </w:t>
       </w:r>
-      <w:proofErr w:type="gramStart"/>
-      <w:r>
-        <w:t>lists</w:t>
-      </w:r>
-      <w:proofErr w:type="gramEnd"/>
-      <w:r>
-        <w:t xml:space="preserve"> the missing ingredients.</w:t>
+      <w:r>
+        <w:t>lists the missing ingredients.</w:t>
       </w:r>
     </w:p>
     <w:p>
@@ -20755,15 +18939,7 @@
       </w:r>
       <w:proofErr w:type="spellEnd"/>
       <w:r>
-        <w:t xml:space="preserve"> whether a pantry item is the same </w:t>
-      </w:r>
-      <w:proofErr w:type="gramStart"/>
-      <w:r>
-        <w:t>thing, and</w:t>
-      </w:r>
-      <w:proofErr w:type="gramEnd"/>
-      <w:r>
-        <w:t xml:space="preserve"> updates the result. The missing items are shown, and if the user clicks </w:t>
+        <w:t xml:space="preserve"> whether a pantry item is the same thing, and updates the result. The missing items are shown, and if the user clicks </w:t>
       </w:r>
       <w:r>
         <w:rPr>
